--- a/LEARNING/SQL/Window Functions, MoM,YoY,QoQ.docx
+++ b/LEARNING/SQL/Window Functions, MoM,YoY,QoQ.docx
@@ -1,6 +1,6 @@
 
 <file path=word/document.xml><?xml version="1.0" encoding="utf-8"?>
-<w:document xmlns:wpc="http://schemas.microsoft.com/office/word/2010/wordprocessingCanvas" xmlns:cx="http://schemas.microsoft.com/office/drawing/2014/chartex" xmlns:cx1="http://schemas.microsoft.com/office/drawing/2015/9/8/chartex" xmlns:cx2="http://schemas.microsoft.com/office/drawing/2015/10/21/chartex" xmlns:cx3="http://schemas.microsoft.com/office/drawing/2016/5/9/chartex" xmlns:cx4="http://schemas.microsoft.com/office/drawing/2016/5/10/chartex" xmlns:cx5="http://schemas.microsoft.com/office/drawing/2016/5/11/chartex" xmlns:cx6="http://schemas.microsoft.com/office/drawing/2016/5/12/chartex" xmlns:cx7="http://schemas.microsoft.com/office/drawing/2016/5/13/chartex" xmlns:cx8="http://schemas.microsoft.com/office/drawing/2016/5/14/chartex" xmlns:mc="http://schemas.openxmlformats.org/markup-compatibility/2006" xmlns:aink="http://schemas.microsoft.com/office/drawing/2016/ink" xmlns:am3d="http://schemas.microsoft.com/office/drawing/2017/model3d" xmlns:o="urn:schemas-microsoft-com:office:office" xmlns:oel="http://schemas.microsoft.com/office/2019/extlst" xmlns:r="http://schemas.openxmlformats.org/officeDocument/2006/relationships" xmlns:m="http://schemas.openxmlformats.org/officeDocument/2006/math" xmlns:v="urn:schemas-microsoft-com:vml" xmlns:wp14="http://schemas.microsoft.com/office/word/2010/wordprocessingDrawing" xmlns:wp="http://schemas.openxmlformats.org/drawingml/2006/wordprocessingDrawing" xmlns:w10="urn:schemas-microsoft-com:office:word" xmlns:w="http://schemas.openxmlformats.org/wordprocessingml/2006/main" xmlns:w14="http://schemas.microsoft.com/office/word/2010/wordml" xmlns:w15="http://schemas.microsoft.com/office/word/2012/wordml" xmlns:w16cex="http://schemas.microsoft.com/office/word/2018/wordml/cex" xmlns:w16cid="http://schemas.microsoft.com/office/word/2016/wordml/cid" xmlns:w16="http://schemas.microsoft.com/office/word/2018/wordml" xmlns:w16du="http://schemas.microsoft.com/office/word/2023/wordml/word16du" xmlns:w16sdtdh="http://schemas.microsoft.com/office/word/2020/wordml/sdtdatahash" xmlns:w16sdtfl="http://schemas.microsoft.com/office/word/2024/wordml/sdtformatlock" xmlns:w16se="http://schemas.microsoft.com/office/word/2015/wordml/symex" xmlns:wpg="http://schemas.microsoft.com/office/word/2010/wordprocessingGroup" xmlns:wpi="http://schemas.microsoft.com/office/word/2010/wordprocessingInk" xmlns:wne="http://schemas.microsoft.com/office/word/2006/wordml" xmlns:wps="http://schemas.microsoft.com/office/word/2010/wordprocessingShape" mc:Ignorable="w14 w15 w16se w16cid w16 w16cex w16sdtdh w16sdtfl w16du wp14">
+<w:document xmlns:wpc="http://schemas.microsoft.com/office/word/2010/wordprocessingCanvas" xmlns:cx="http://schemas.microsoft.com/office/drawing/2014/chartex" xmlns:cx1="http://schemas.microsoft.com/office/drawing/2015/9/8/chartex" xmlns:cx2="http://schemas.microsoft.com/office/drawing/2015/10/21/chartex" xmlns:cx3="http://schemas.microsoft.com/office/drawing/2016/5/9/chartex" xmlns:cx4="http://schemas.microsoft.com/office/drawing/2016/5/10/chartex" xmlns:cx5="http://schemas.microsoft.com/office/drawing/2016/5/11/chartex" xmlns:cx6="http://schemas.microsoft.com/office/drawing/2016/5/12/chartex" xmlns:cx7="http://schemas.microsoft.com/office/drawing/2016/5/13/chartex" xmlns:cx8="http://schemas.microsoft.com/office/drawing/2016/5/14/chartex" xmlns:mc="http://schemas.openxmlformats.org/markup-compatibility/2006" xmlns:aink="http://schemas.microsoft.com/office/drawing/2016/ink" xmlns:am3d="http://schemas.microsoft.com/office/drawing/2017/model3d" xmlns:o="urn:schemas-microsoft-com:office:office" xmlns:oel="http://schemas.microsoft.com/office/2019/extlst" xmlns:r="http://schemas.openxmlformats.org/officeDocument/2006/relationships" xmlns:m="http://schemas.openxmlformats.org/officeDocument/2006/math" xmlns:v="urn:schemas-microsoft-com:vml" xmlns:wp14="http://schemas.microsoft.com/office/word/2010/wordprocessingDrawing" xmlns:wp="http://schemas.openxmlformats.org/drawingml/2006/wordprocessingDrawing" xmlns:w10="urn:schemas-microsoft-com:office:word" xmlns:w="http://schemas.openxmlformats.org/wordprocessingml/2006/main" xmlns:w14="http://schemas.microsoft.com/office/word/2010/wordml" xmlns:w15="http://schemas.microsoft.com/office/word/2012/wordml" xmlns:w16cex="http://schemas.microsoft.com/office/word/2018/wordml/cex" xmlns:w16cid="http://schemas.microsoft.com/office/word/2016/wordml/cid" xmlns:w16="http://schemas.microsoft.com/office/word/2018/wordml" xmlns:w16du="http://schemas.microsoft.com/office/word/2023/wordml/word16du" xmlns:w16sdtdh="http://schemas.microsoft.com/office/word/2020/wordml/sdtdatahash" xmlns:w16se="http://schemas.microsoft.com/office/word/2015/wordml/symex" xmlns:wpg="http://schemas.microsoft.com/office/word/2010/wordprocessingGroup" xmlns:wpi="http://schemas.microsoft.com/office/word/2010/wordprocessingInk" xmlns:wne="http://schemas.microsoft.com/office/word/2006/wordml" xmlns:wps="http://schemas.microsoft.com/office/word/2010/wordprocessingShape" mc:Ignorable="w14 w15 w16se w16cid w16 w16cex w16sdtdh wp14">
   <w:body>
     <w:p>
       <w:pPr>
@@ -25,12 +25,21 @@
           <w:bCs/>
         </w:rPr>
       </w:pPr>
-      <w:r>
-        <w:rPr>
-          <w:b/>
-          <w:bCs/>
-        </w:rPr>
-        <w:t>Ref :Udemy Mock</w:t>
+      <w:proofErr w:type="gramStart"/>
+      <w:r>
+        <w:rPr>
+          <w:b/>
+          <w:bCs/>
+        </w:rPr>
+        <w:t>Ref :Udemy</w:t>
+      </w:r>
+      <w:proofErr w:type="gramEnd"/>
+      <w:r>
+        <w:rPr>
+          <w:b/>
+          <w:bCs/>
+        </w:rPr>
+        <w:t xml:space="preserve"> Mock</w:t>
       </w:r>
     </w:p>
     <w:p>
@@ -108,7 +117,15 @@
         <w:spacing w:after="0"/>
       </w:pPr>
       <w:r>
-        <w:t xml:space="preserve">  TransactionID,</w:t>
+        <w:t xml:space="preserve">  </w:t>
+      </w:r>
+      <w:proofErr w:type="spellStart"/>
+      <w:r>
+        <w:t>TransactionID</w:t>
+      </w:r>
+      <w:proofErr w:type="spellEnd"/>
+      <w:r>
+        <w:t>,</w:t>
       </w:r>
     </w:p>
     <w:p>
@@ -123,7 +140,15 @@
         <w:spacing w:after="0"/>
       </w:pPr>
       <w:r>
-        <w:t xml:space="preserve">  TransactionDate,</w:t>
+        <w:t xml:space="preserve">  </w:t>
+      </w:r>
+      <w:proofErr w:type="spellStart"/>
+      <w:r>
+        <w:t>TransactionDate</w:t>
+      </w:r>
+      <w:proofErr w:type="spellEnd"/>
+      <w:r>
+        <w:t>,</w:t>
       </w:r>
     </w:p>
     <w:p>
@@ -153,8 +178,21 @@
         <w:spacing w:after="0"/>
       </w:pPr>
       <w:r>
-        <w:t xml:space="preserve">  SUM(Amount) OVER (ORDER BY TransactionDate ROWS BETWEEN UNBOUNDED PRECEDING AND CURRENT ROW) AS RunningTotal</w:t>
-      </w:r>
+        <w:t xml:space="preserve">  SUM(Amount) OVER (ORDER BY </w:t>
+      </w:r>
+      <w:proofErr w:type="spellStart"/>
+      <w:r>
+        <w:t>TransactionDate</w:t>
+      </w:r>
+      <w:proofErr w:type="spellEnd"/>
+      <w:r>
+        <w:t xml:space="preserve"> ROWS BETWEEN UNBOUNDED PRECEDING AND CURRENT ROW) AS </w:t>
+      </w:r>
+      <w:proofErr w:type="spellStart"/>
+      <w:r>
+        <w:t>RunningTotal</w:t>
+      </w:r>
+      <w:proofErr w:type="spellEnd"/>
     </w:p>
     <w:p>
       <w:pPr>
@@ -189,7 +227,15 @@
     <w:p/>
     <w:p>
       <w:r>
-        <w:t>This query calculates the running total of Amount for each transaction ordered by TransactionDate.</w:t>
+        <w:t>This query calculates the running total of Amount for each transaction ordered by </w:t>
+      </w:r>
+      <w:proofErr w:type="spellStart"/>
+      <w:r>
+        <w:t>TransactionDate</w:t>
+      </w:r>
+      <w:proofErr w:type="spellEnd"/>
+      <w:r>
+        <w:t>.</w:t>
       </w:r>
     </w:p>
     <w:p>
@@ -224,8 +270,17 @@
           <w:b/>
           <w:bCs/>
         </w:rPr>
-        <w:t>Ref: Chatgpt</w:t>
-      </w:r>
+        <w:t xml:space="preserve">Ref: </w:t>
+      </w:r>
+      <w:proofErr w:type="spellStart"/>
+      <w:r>
+        <w:rPr>
+          <w:b/>
+          <w:bCs/>
+        </w:rPr>
+        <w:t>Chatgpt</w:t>
+      </w:r>
+      <w:proofErr w:type="spellEnd"/>
     </w:p>
     <w:p>
       <w:r>
@@ -289,6 +344,7 @@
                 <w:bCs/>
               </w:rPr>
             </w:pPr>
+            <w:proofErr w:type="spellStart"/>
             <w:r>
               <w:rPr>
                 <w:b/>
@@ -296,6 +352,7 @@
               </w:rPr>
               <w:t>EmployeeID</w:t>
             </w:r>
+            <w:proofErr w:type="spellEnd"/>
           </w:p>
         </w:tc>
         <w:tc>
@@ -733,7 +790,23 @@
           <w:b/>
           <w:bCs/>
         </w:rPr>
-        <w:t>1. ROW_NUMBER()</w:t>
+        <w:t>1. ROW_</w:t>
+      </w:r>
+      <w:proofErr w:type="gramStart"/>
+      <w:r>
+        <w:rPr>
+          <w:b/>
+          <w:bCs/>
+        </w:rPr>
+        <w:t>NUMBER(</w:t>
+      </w:r>
+      <w:proofErr w:type="gramEnd"/>
+      <w:r>
+        <w:rPr>
+          <w:b/>
+          <w:bCs/>
+        </w:rPr>
+        <w:t>)</w:t>
       </w:r>
     </w:p>
     <w:p>
@@ -755,7 +828,15 @@
       </w:r>
       <w:r>
         <w:br/>
-        <w:t xml:space="preserve">    ROW_NUMBER() OVER (ORDER BY Salary DESC) AS RowNum</w:t>
+        <w:t xml:space="preserve">    ROW_</w:t>
+      </w:r>
+      <w:proofErr w:type="gramStart"/>
+      <w:r>
+        <w:t>NUMBER(</w:t>
+      </w:r>
+      <w:proofErr w:type="gramEnd"/>
+      <w:r>
+        <w:t>) OVER (ORDER BY Salary DESC) AS RowNum</w:t>
       </w:r>
       <w:r>
         <w:br/>
@@ -1166,7 +1247,23 @@
           <w:b/>
           <w:bCs/>
         </w:rPr>
-        <w:t>2. RANK()</w:t>
+        <w:t xml:space="preserve">2. </w:t>
+      </w:r>
+      <w:proofErr w:type="gramStart"/>
+      <w:r>
+        <w:rPr>
+          <w:b/>
+          <w:bCs/>
+        </w:rPr>
+        <w:t>RANK(</w:t>
+      </w:r>
+      <w:proofErr w:type="gramEnd"/>
+      <w:r>
+        <w:rPr>
+          <w:b/>
+          <w:bCs/>
+        </w:rPr>
+        <w:t>)</w:t>
       </w:r>
     </w:p>
     <w:p>
@@ -1188,7 +1285,15 @@
       </w:r>
       <w:r>
         <w:br/>
-        <w:t xml:space="preserve">    RANK() OVER (ORDER BY Salary DESC) AS RankNo</w:t>
+        <w:t xml:space="preserve">    </w:t>
+      </w:r>
+      <w:proofErr w:type="gramStart"/>
+      <w:r>
+        <w:t>RANK(</w:t>
+      </w:r>
+      <w:proofErr w:type="gramEnd"/>
+      <w:r>
+        <w:t>) OVER (ORDER BY Salary DESC) AS RankNo</w:t>
       </w:r>
       <w:r>
         <w:br/>
@@ -1556,7 +1661,15 @@
     </w:tbl>
     <w:p>
       <w:r>
-        <w:t xml:space="preserve">Notice rank </w:t>
+        <w:t xml:space="preserve">Notice </w:t>
+      </w:r>
+      <w:proofErr w:type="gramStart"/>
+      <w:r>
+        <w:t>rank</w:t>
+      </w:r>
+      <w:proofErr w:type="gramEnd"/>
+      <w:r>
+        <w:t xml:space="preserve"> </w:t>
       </w:r>
       <w:r>
         <w:rPr>
@@ -1657,7 +1770,23 @@
           <w:b/>
           <w:bCs/>
         </w:rPr>
-        <w:t>3. DENSE_RANK()</w:t>
+        <w:t>3. DENSE_</w:t>
+      </w:r>
+      <w:proofErr w:type="gramStart"/>
+      <w:r>
+        <w:rPr>
+          <w:b/>
+          <w:bCs/>
+        </w:rPr>
+        <w:t>RANK(</w:t>
+      </w:r>
+      <w:proofErr w:type="gramEnd"/>
+      <w:r>
+        <w:rPr>
+          <w:b/>
+          <w:bCs/>
+        </w:rPr>
+        <w:t>)</w:t>
       </w:r>
     </w:p>
     <w:p>
@@ -1680,7 +1809,15 @@
       </w:r>
       <w:r>
         <w:br/>
-        <w:t xml:space="preserve">    DENSE_RANK() OVER (ORDER BY Salary DESC) AS DenseRank</w:t>
+        <w:t xml:space="preserve">    DENSE_</w:t>
+      </w:r>
+      <w:proofErr w:type="gramStart"/>
+      <w:r>
+        <w:t>RANK(</w:t>
+      </w:r>
+      <w:proofErr w:type="gramEnd"/>
+      <w:r>
+        <w:t>) OVER (ORDER BY Salary DESC) AS DenseRank</w:t>
       </w:r>
       <w:r>
         <w:br/>
@@ -2124,7 +2261,15 @@
       </w:r>
       <w:r>
         <w:br/>
-        <w:t xml:space="preserve">    ) AS DeptTotal</w:t>
+        <w:t xml:space="preserve">  </w:t>
+      </w:r>
+      <w:proofErr w:type="gramStart"/>
+      <w:r>
+        <w:t xml:space="preserve">  )</w:t>
+      </w:r>
+      <w:proofErr w:type="gramEnd"/>
+      <w:r>
+        <w:t xml:space="preserve"> AS DeptTotal</w:t>
       </w:r>
       <w:r>
         <w:br/>
@@ -2874,7 +3019,15 @@
       </w:r>
       <w:r>
         <w:br/>
-        <w:t xml:space="preserve">    ) AS RunningTotal</w:t>
+        <w:t xml:space="preserve">  </w:t>
+      </w:r>
+      <w:proofErr w:type="gramStart"/>
+      <w:r>
+        <w:t xml:space="preserve">  )</w:t>
+      </w:r>
+      <w:proofErr w:type="gramEnd"/>
+      <w:r>
+        <w:t xml:space="preserve"> AS RunningTotal</w:t>
       </w:r>
       <w:r>
         <w:br/>
@@ -3229,7 +3382,23 @@
           <w:b/>
           <w:bCs/>
         </w:rPr>
-        <w:t>6. LAG()</w:t>
+        <w:t xml:space="preserve">6. </w:t>
+      </w:r>
+      <w:proofErr w:type="gramStart"/>
+      <w:r>
+        <w:rPr>
+          <w:b/>
+          <w:bCs/>
+        </w:rPr>
+        <w:t>LAG(</w:t>
+      </w:r>
+      <w:proofErr w:type="gramEnd"/>
+      <w:r>
+        <w:rPr>
+          <w:b/>
+          <w:bCs/>
+        </w:rPr>
+        <w:t>)</w:t>
       </w:r>
     </w:p>
     <w:p>
@@ -3451,7 +3620,15 @@
       </w:r>
       <w:r>
         <w:br/>
-        <w:t xml:space="preserve">    ) AS PrevMonthSales</w:t>
+        <w:t xml:space="preserve">  </w:t>
+      </w:r>
+      <w:proofErr w:type="gramStart"/>
+      <w:r>
+        <w:t xml:space="preserve">  )</w:t>
+      </w:r>
+      <w:proofErr w:type="gramEnd"/>
+      <w:r>
+        <w:t xml:space="preserve"> AS PrevMonthSales</w:t>
       </w:r>
       <w:r>
         <w:br/>
@@ -3769,7 +3946,23 @@
           <w:b/>
           <w:bCs/>
         </w:rPr>
-        <w:t>7. LEAD()</w:t>
+        <w:t xml:space="preserve">7. </w:t>
+      </w:r>
+      <w:proofErr w:type="gramStart"/>
+      <w:r>
+        <w:rPr>
+          <w:b/>
+          <w:bCs/>
+        </w:rPr>
+        <w:t>LEAD(</w:t>
+      </w:r>
+      <w:proofErr w:type="gramEnd"/>
+      <w:r>
+        <w:rPr>
+          <w:b/>
+          <w:bCs/>
+        </w:rPr>
+        <w:t>)</w:t>
       </w:r>
     </w:p>
     <w:p>
@@ -3799,7 +3992,15 @@
       </w:r>
       <w:r>
         <w:br/>
-        <w:t xml:space="preserve">    ) AS NextMonthSales</w:t>
+        <w:t xml:space="preserve">  </w:t>
+      </w:r>
+      <w:proofErr w:type="gramStart"/>
+      <w:r>
+        <w:t xml:space="preserve">  )</w:t>
+      </w:r>
+      <w:proofErr w:type="gramEnd"/>
+      <w:r>
+        <w:t xml:space="preserve"> AS NextMonthSales</w:t>
       </w:r>
       <w:r>
         <w:br/>
@@ -4096,7 +4297,23 @@
           <w:b/>
           <w:bCs/>
         </w:rPr>
-        <w:t>8. FIRST_VALUE()</w:t>
+        <w:t>8. FIRST_</w:t>
+      </w:r>
+      <w:proofErr w:type="gramStart"/>
+      <w:r>
+        <w:rPr>
+          <w:b/>
+          <w:bCs/>
+        </w:rPr>
+        <w:t>VALUE(</w:t>
+      </w:r>
+      <w:proofErr w:type="gramEnd"/>
+      <w:r>
+        <w:rPr>
+          <w:b/>
+          <w:bCs/>
+        </w:rPr>
+        <w:t>)</w:t>
       </w:r>
     </w:p>
     <w:p>
@@ -4126,7 +4343,15 @@
       </w:r>
       <w:r>
         <w:br/>
-        <w:t xml:space="preserve">    ) AS HighestSalary</w:t>
+        <w:t xml:space="preserve">  </w:t>
+      </w:r>
+      <w:proofErr w:type="gramStart"/>
+      <w:r>
+        <w:t xml:space="preserve">  )</w:t>
+      </w:r>
+      <w:proofErr w:type="gramEnd"/>
+      <w:r>
+        <w:t xml:space="preserve"> AS HighestSalary</w:t>
       </w:r>
       <w:r>
         <w:br/>
@@ -4429,7 +4654,23 @@
           <w:b/>
           <w:bCs/>
         </w:rPr>
-        <w:t>9. LAST_VALUE()</w:t>
+        <w:t>9. LAST_</w:t>
+      </w:r>
+      <w:proofErr w:type="gramStart"/>
+      <w:r>
+        <w:rPr>
+          <w:b/>
+          <w:bCs/>
+        </w:rPr>
+        <w:t>VALUE(</w:t>
+      </w:r>
+      <w:proofErr w:type="gramEnd"/>
+      <w:r>
+        <w:rPr>
+          <w:b/>
+          <w:bCs/>
+        </w:rPr>
+        <w:t>)</w:t>
       </w:r>
     </w:p>
     <w:p>
@@ -4467,7 +4708,15 @@
       </w:r>
       <w:r>
         <w:br/>
-        <w:t xml:space="preserve">    ) AS LowestSalary</w:t>
+        <w:t xml:space="preserve">  </w:t>
+      </w:r>
+      <w:proofErr w:type="gramStart"/>
+      <w:r>
+        <w:t xml:space="preserve">  )</w:t>
+      </w:r>
+      <w:proofErr w:type="gramEnd"/>
+      <w:r>
+        <w:t xml:space="preserve"> AS LowestSalary</w:t>
       </w:r>
       <w:r>
         <w:br/>
@@ -4781,7 +5030,15 @@
       </w:r>
       <w:r>
         <w:br/>
-        <w:t xml:space="preserve">           ROW_NUMBER() OVER (</w:t>
+        <w:t xml:space="preserve">           ROW_</w:t>
+      </w:r>
+      <w:proofErr w:type="gramStart"/>
+      <w:r>
+        <w:t>NUMBER(</w:t>
+      </w:r>
+      <w:proofErr w:type="gramEnd"/>
+      <w:r>
+        <w:t>) OVER (</w:t>
       </w:r>
       <w:r>
         <w:br/>
@@ -5501,7 +5758,23 @@
           <w:b/>
           <w:bCs/>
         </w:rPr>
-        <w:t>Difference between ROW_NUMBER(), RANK(), and DENSE_RANK()?</w:t>
+        <w:t>Difference between ROW_</w:t>
+      </w:r>
+      <w:proofErr w:type="gramStart"/>
+      <w:r>
+        <w:rPr>
+          <w:b/>
+          <w:bCs/>
+        </w:rPr>
+        <w:t>NUMBER(</w:t>
+      </w:r>
+      <w:proofErr w:type="gramEnd"/>
+      <w:r>
+        <w:rPr>
+          <w:b/>
+          <w:bCs/>
+        </w:rPr>
+        <w:t>), RANK(), and DENSE_RANK()?</w:t>
       </w:r>
     </w:p>
     <w:p>
@@ -5870,7 +6143,15 @@
         </w:numPr>
       </w:pPr>
       <w:r>
-        <w:t xml:space="preserve">ROW_NUMBER() → always unique numbers. </w:t>
+        <w:t>ROW_</w:t>
+      </w:r>
+      <w:proofErr w:type="gramStart"/>
+      <w:r>
+        <w:t>NUMBER(</w:t>
+      </w:r>
+      <w:proofErr w:type="gramEnd"/>
+      <w:r>
+        <w:t xml:space="preserve">) → always unique numbers. </w:t>
       </w:r>
     </w:p>
     <w:p>
@@ -5880,8 +6161,13 @@
           <w:numId w:val="2"/>
         </w:numPr>
       </w:pPr>
-      <w:r>
-        <w:t xml:space="preserve">RANK() → same rank for ties, gaps appear. </w:t>
+      <w:proofErr w:type="gramStart"/>
+      <w:r>
+        <w:t>RANK(</w:t>
+      </w:r>
+      <w:proofErr w:type="gramEnd"/>
+      <w:r>
+        <w:t xml:space="preserve">) → same rank for ties, gaps appear. </w:t>
       </w:r>
     </w:p>
     <w:p>
@@ -5892,7 +6178,15 @@
         </w:numPr>
       </w:pPr>
       <w:r>
-        <w:t xml:space="preserve">DENSE_RANK() → same rank for ties, no gaps. </w:t>
+        <w:t>DENSE_</w:t>
+      </w:r>
+      <w:proofErr w:type="gramStart"/>
+      <w:r>
+        <w:t>RANK(</w:t>
+      </w:r>
+      <w:proofErr w:type="gramEnd"/>
+      <w:r>
+        <w:t xml:space="preserve">) → same rank for ties, no gaps. </w:t>
       </w:r>
     </w:p>
     <w:p>
@@ -5931,7 +6225,15 @@
     </w:p>
     <w:p>
       <w:r>
-        <w:t>It's commonly used with window aggregates like SUM(), AVG(), FIRST_VALUE(), etc.</w:t>
+        <w:t xml:space="preserve">It's commonly used with window aggregates like </w:t>
+      </w:r>
+      <w:proofErr w:type="gramStart"/>
+      <w:r>
+        <w:t>SUM(</w:t>
+      </w:r>
+      <w:proofErr w:type="gramEnd"/>
+      <w:r>
+        <w:t>), AVG(), FIRST_VALUE(), etc.</w:t>
       </w:r>
     </w:p>
     <w:p/>
@@ -6233,7 +6535,15 @@
       </w:r>
       <w:r>
         <w:br/>
-        <w:t xml:space="preserve">    ) AS RunningTotal</w:t>
+        <w:t xml:space="preserve">  </w:t>
+      </w:r>
+      <w:proofErr w:type="gramStart"/>
+      <w:r>
+        <w:t xml:space="preserve">  )</w:t>
+      </w:r>
+      <w:proofErr w:type="gramEnd"/>
+      <w:r>
+        <w:t xml:space="preserve"> AS RunningTotal</w:t>
       </w:r>
       <w:r>
         <w:br/>
@@ -6545,7 +6855,23 @@
           <w:b/>
           <w:bCs/>
         </w:rPr>
-        <w:t>Example 2: FIRST_VALUE()</w:t>
+        <w:t>Example 2: FIRST_</w:t>
+      </w:r>
+      <w:proofErr w:type="gramStart"/>
+      <w:r>
+        <w:rPr>
+          <w:b/>
+          <w:bCs/>
+        </w:rPr>
+        <w:t>VALUE(</w:t>
+      </w:r>
+      <w:proofErr w:type="gramEnd"/>
+      <w:r>
+        <w:rPr>
+          <w:b/>
+          <w:bCs/>
+        </w:rPr>
+        <w:t>)</w:t>
       </w:r>
     </w:p>
     <w:p>
@@ -6756,7 +7082,15 @@
       </w:r>
       <w:r>
         <w:br/>
-        <w:t xml:space="preserve">    ) AS HighestSalary</w:t>
+        <w:t xml:space="preserve">  </w:t>
+      </w:r>
+      <w:proofErr w:type="gramStart"/>
+      <w:r>
+        <w:t xml:space="preserve">  )</w:t>
+      </w:r>
+      <w:proofErr w:type="gramEnd"/>
+      <w:r>
+        <w:t xml:space="preserve"> AS HighestSalary</w:t>
       </w:r>
       <w:r>
         <w:br/>
@@ -7060,7 +7394,23 @@
           <w:b/>
           <w:bCs/>
         </w:rPr>
-        <w:t>Why is it often used with LAST_VALUE()?</w:t>
+        <w:t>Why is it often used with LAST_</w:t>
+      </w:r>
+      <w:proofErr w:type="gramStart"/>
+      <w:r>
+        <w:rPr>
+          <w:b/>
+          <w:bCs/>
+        </w:rPr>
+        <w:t>VALUE(</w:t>
+      </w:r>
+      <w:proofErr w:type="gramEnd"/>
+      <w:r>
+        <w:rPr>
+          <w:b/>
+          <w:bCs/>
+        </w:rPr>
+        <w:t>)?</w:t>
       </w:r>
     </w:p>
     <w:p>
@@ -7090,7 +7440,15 @@
       </w:r>
       <w:r>
         <w:br/>
-        <w:t xml:space="preserve">    ) AS LastSal</w:t>
+        <w:t xml:space="preserve">  </w:t>
+      </w:r>
+      <w:proofErr w:type="gramStart"/>
+      <w:r>
+        <w:t xml:space="preserve">  )</w:t>
+      </w:r>
+      <w:proofErr w:type="gramEnd"/>
+      <w:r>
+        <w:t xml:space="preserve"> AS LastSal</w:t>
       </w:r>
       <w:r>
         <w:br/>
@@ -7423,7 +7781,15 @@
     </w:p>
     <w:p>
       <w:r>
-        <w:t>So LAST_VALUE() only sees rows up to the current row.</w:t>
+        <w:t>So LAST_</w:t>
+      </w:r>
+      <w:proofErr w:type="gramStart"/>
+      <w:r>
+        <w:t>VALUE(</w:t>
+      </w:r>
+      <w:proofErr w:type="gramEnd"/>
+      <w:r>
+        <w:t>) only sees rows up to the current row.</w:t>
       </w:r>
     </w:p>
     <w:p>
@@ -7461,7 +7827,15 @@
       </w:r>
       <w:r>
         <w:br/>
-        <w:t xml:space="preserve">    ) AS LowestSalary</w:t>
+        <w:t xml:space="preserve">  </w:t>
+      </w:r>
+      <w:proofErr w:type="gramStart"/>
+      <w:r>
+        <w:t xml:space="preserve">  )</w:t>
+      </w:r>
+      <w:proofErr w:type="gramEnd"/>
+      <w:r>
+        <w:t xml:space="preserve"> AS LowestSalary</w:t>
       </w:r>
       <w:r>
         <w:br/>
@@ -8365,7 +8739,21 @@
           <w:highlight w:val="yellow"/>
         </w:rPr>
         <w:br/>
-        <w:t xml:space="preserve">    ) AS RunningTotal</w:t>
+        <w:t xml:space="preserve">  </w:t>
+      </w:r>
+      <w:proofErr w:type="gramStart"/>
+      <w:r>
+        <w:rPr>
+          <w:highlight w:val="yellow"/>
+        </w:rPr>
+        <w:t xml:space="preserve">  )</w:t>
+      </w:r>
+      <w:proofErr w:type="gramEnd"/>
+      <w:r>
+        <w:rPr>
+          <w:highlight w:val="yellow"/>
+        </w:rPr>
+        <w:t xml:space="preserve"> AS RunningTotal</w:t>
       </w:r>
       <w:r>
         <w:br/>
@@ -8762,7 +9150,21 @@
           <w:highlight w:val="yellow"/>
         </w:rPr>
         <w:br/>
-        <w:t xml:space="preserve">    ) AS RunningTotal</w:t>
+        <w:t xml:space="preserve">  </w:t>
+      </w:r>
+      <w:proofErr w:type="gramStart"/>
+      <w:r>
+        <w:rPr>
+          <w:highlight w:val="yellow"/>
+        </w:rPr>
+        <w:t xml:space="preserve">  )</w:t>
+      </w:r>
+      <w:proofErr w:type="gramEnd"/>
+      <w:r>
+        <w:rPr>
+          <w:highlight w:val="yellow"/>
+        </w:rPr>
+        <w:t xml:space="preserve"> AS RunningTotal</w:t>
       </w:r>
       <w:r>
         <w:br/>
@@ -9142,7 +9544,14 @@
       </w:r>
       <w:r>
         <w:br/>
-        <w:t>2000  ← current row</w:t>
+      </w:r>
+      <w:proofErr w:type="gramStart"/>
+      <w:r>
+        <w:t>2000  ←</w:t>
+      </w:r>
+      <w:proofErr w:type="gramEnd"/>
+      <w:r>
+        <w:t xml:space="preserve"> current row</w:t>
       </w:r>
       <w:r>
         <w:br/>
@@ -9250,8 +9659,13 @@
       </w:r>
     </w:p>
     <w:p>
-      <w:r>
-        <w:t>Therefore all rows with salary 2000 are included.</w:t>
+      <w:proofErr w:type="gramStart"/>
+      <w:r>
+        <w:t>Therefore</w:t>
+      </w:r>
+      <w:proofErr w:type="gramEnd"/>
+      <w:r>
+        <w:t xml:space="preserve"> all rows with salary 2000 are included.</w:t>
       </w:r>
     </w:p>
     <w:p>
@@ -10016,7 +10430,18 @@
           <w:sz w:val="19"/>
           <w:szCs w:val="19"/>
         </w:rPr>
-        <w:t xml:space="preserve"> company</w:t>
+        <w:t xml:space="preserve"> </w:t>
+      </w:r>
+      <w:proofErr w:type="gramStart"/>
+      <w:r>
+        <w:rPr>
+          <w:rFonts w:ascii="Consolas" w:hAnsi="Consolas" w:cs="Consolas"/>
+          <w:color w:val="000000"/>
+          <w:kern w:val="0"/>
+          <w:sz w:val="19"/>
+          <w:szCs w:val="19"/>
+        </w:rPr>
+        <w:t>company</w:t>
       </w:r>
       <w:r>
         <w:rPr>
@@ -10038,6 +10463,7 @@
         </w:rPr>
         <w:t>Zone</w:t>
       </w:r>
+      <w:proofErr w:type="gramEnd"/>
       <w:r>
         <w:rPr>
           <w:rFonts w:ascii="Consolas" w:hAnsi="Consolas" w:cs="Consolas"/>
@@ -10101,7 +10527,18 @@
           <w:sz w:val="19"/>
           <w:szCs w:val="19"/>
         </w:rPr>
-        <w:t>Fin_year</w:t>
+        <w:t>Fin_</w:t>
+      </w:r>
+      <w:proofErr w:type="gramStart"/>
+      <w:r>
+        <w:rPr>
+          <w:rFonts w:ascii="Consolas" w:hAnsi="Consolas" w:cs="Consolas"/>
+          <w:color w:val="000000"/>
+          <w:kern w:val="0"/>
+          <w:sz w:val="19"/>
+          <w:szCs w:val="19"/>
+        </w:rPr>
+        <w:t>year</w:t>
       </w:r>
       <w:r>
         <w:rPr>
@@ -10121,7 +10558,18 @@
           <w:sz w:val="19"/>
           <w:szCs w:val="19"/>
         </w:rPr>
-        <w:t>Fin_month</w:t>
+        <w:t>Fin</w:t>
+      </w:r>
+      <w:proofErr w:type="gramEnd"/>
+      <w:r>
+        <w:rPr>
+          <w:rFonts w:ascii="Consolas" w:hAnsi="Consolas" w:cs="Consolas"/>
+          <w:color w:val="000000"/>
+          <w:kern w:val="0"/>
+          <w:sz w:val="19"/>
+          <w:szCs w:val="19"/>
+        </w:rPr>
+        <w:t>_month</w:t>
       </w:r>
       <w:r>
         <w:rPr>
@@ -10176,7 +10624,29 @@
           <w:sz w:val="19"/>
           <w:szCs w:val="19"/>
         </w:rPr>
-        <w:t>--sum(Sales_amount) Sales_amount,</w:t>
+        <w:t>--</w:t>
+      </w:r>
+      <w:proofErr w:type="gramStart"/>
+      <w:r>
+        <w:rPr>
+          <w:rFonts w:ascii="Consolas" w:hAnsi="Consolas" w:cs="Consolas"/>
+          <w:color w:val="008000"/>
+          <w:kern w:val="0"/>
+          <w:sz w:val="19"/>
+          <w:szCs w:val="19"/>
+        </w:rPr>
+        <w:t>sum(</w:t>
+      </w:r>
+      <w:proofErr w:type="gramEnd"/>
+      <w:r>
+        <w:rPr>
+          <w:rFonts w:ascii="Consolas" w:hAnsi="Consolas" w:cs="Consolas"/>
+          <w:color w:val="008000"/>
+          <w:kern w:val="0"/>
+          <w:sz w:val="19"/>
+          <w:szCs w:val="19"/>
+        </w:rPr>
+        <w:t>Sales_amount) Sales_amount,</w:t>
       </w:r>
     </w:p>
     <w:p>
@@ -10201,7 +10671,18 @@
           <w:sz w:val="19"/>
           <w:szCs w:val="19"/>
         </w:rPr>
-        <w:t>ROW_NUMBER</w:t>
+        <w:t>ROW_</w:t>
+      </w:r>
+      <w:proofErr w:type="gramStart"/>
+      <w:r>
+        <w:rPr>
+          <w:rFonts w:ascii="Consolas" w:hAnsi="Consolas" w:cs="Consolas"/>
+          <w:color w:val="FF00FF"/>
+          <w:kern w:val="0"/>
+          <w:sz w:val="19"/>
+          <w:szCs w:val="19"/>
+        </w:rPr>
+        <w:t>NUMBER</w:t>
       </w:r>
       <w:r>
         <w:rPr>
@@ -10211,7 +10692,18 @@
           <w:sz w:val="19"/>
           <w:szCs w:val="19"/>
         </w:rPr>
-        <w:t>()</w:t>
+        <w:t>(</w:t>
+      </w:r>
+      <w:proofErr w:type="gramEnd"/>
+      <w:r>
+        <w:rPr>
+          <w:rFonts w:ascii="Consolas" w:hAnsi="Consolas" w:cs="Consolas"/>
+          <w:color w:val="808080"/>
+          <w:kern w:val="0"/>
+          <w:sz w:val="19"/>
+          <w:szCs w:val="19"/>
+        </w:rPr>
+        <w:t>)</w:t>
       </w:r>
       <w:r>
         <w:rPr>
@@ -10428,6 +10920,7 @@
           <w:szCs w:val="19"/>
         </w:rPr>
       </w:pPr>
+      <w:proofErr w:type="gramStart"/>
       <w:r>
         <w:rPr>
           <w:rFonts w:ascii="Consolas" w:hAnsi="Consolas" w:cs="Consolas"/>
@@ -10446,7 +10939,18 @@
           <w:sz w:val="19"/>
           <w:szCs w:val="19"/>
         </w:rPr>
-        <w:t>()</w:t>
+        <w:t>(</w:t>
+      </w:r>
+      <w:proofErr w:type="gramEnd"/>
+      <w:r>
+        <w:rPr>
+          <w:rFonts w:ascii="Consolas" w:hAnsi="Consolas" w:cs="Consolas"/>
+          <w:color w:val="808080"/>
+          <w:kern w:val="0"/>
+          <w:sz w:val="19"/>
+          <w:szCs w:val="19"/>
+        </w:rPr>
+        <w:t>)</w:t>
       </w:r>
       <w:r>
         <w:rPr>
@@ -10651,7 +11155,18 @@
           <w:sz w:val="19"/>
           <w:szCs w:val="19"/>
         </w:rPr>
-        <w:t>DENSE_RANK</w:t>
+        <w:t>DENSE_</w:t>
+      </w:r>
+      <w:proofErr w:type="gramStart"/>
+      <w:r>
+        <w:rPr>
+          <w:rFonts w:ascii="Consolas" w:hAnsi="Consolas" w:cs="Consolas"/>
+          <w:color w:val="FF00FF"/>
+          <w:kern w:val="0"/>
+          <w:sz w:val="19"/>
+          <w:szCs w:val="19"/>
+        </w:rPr>
+        <w:t>RANK</w:t>
       </w:r>
       <w:r>
         <w:rPr>
@@ -10661,7 +11176,18 @@
           <w:sz w:val="19"/>
           <w:szCs w:val="19"/>
         </w:rPr>
-        <w:t>()</w:t>
+        <w:t>(</w:t>
+      </w:r>
+      <w:proofErr w:type="gramEnd"/>
+      <w:r>
+        <w:rPr>
+          <w:rFonts w:ascii="Consolas" w:hAnsi="Consolas" w:cs="Consolas"/>
+          <w:color w:val="808080"/>
+          <w:kern w:val="0"/>
+          <w:sz w:val="19"/>
+          <w:szCs w:val="19"/>
+        </w:rPr>
+        <w:t>)</w:t>
       </w:r>
       <w:r>
         <w:rPr>
@@ -10873,6 +11399,7 @@
           <w:szCs w:val="19"/>
         </w:rPr>
       </w:pPr>
+      <w:proofErr w:type="gramStart"/>
       <w:r>
         <w:rPr>
           <w:rFonts w:ascii="Consolas" w:hAnsi="Consolas" w:cs="Consolas"/>
@@ -10893,6 +11420,7 @@
         </w:rPr>
         <w:t>(</w:t>
       </w:r>
+      <w:proofErr w:type="gramEnd"/>
       <w:r>
         <w:rPr>
           <w:rFonts w:ascii="Consolas" w:hAnsi="Consolas" w:cs="Consolas"/>
@@ -11148,6 +11676,7 @@
           <w:szCs w:val="19"/>
         </w:rPr>
       </w:pPr>
+      <w:proofErr w:type="gramStart"/>
       <w:r>
         <w:rPr>
           <w:rFonts w:ascii="Consolas" w:hAnsi="Consolas" w:cs="Consolas"/>
@@ -11168,6 +11697,7 @@
         </w:rPr>
         <w:t>(</w:t>
       </w:r>
+      <w:proofErr w:type="gramEnd"/>
       <w:r>
         <w:rPr>
           <w:rFonts w:ascii="Consolas" w:hAnsi="Consolas" w:cs="Consolas"/>
@@ -11433,6 +11963,7 @@
         </w:rPr>
         <w:t xml:space="preserve"> </w:t>
       </w:r>
+      <w:proofErr w:type="gramStart"/>
       <w:r>
         <w:rPr>
           <w:rFonts w:ascii="Consolas" w:hAnsi="Consolas" w:cs="Consolas"/>
@@ -11453,6 +11984,7 @@
         </w:rPr>
         <w:t>(</w:t>
       </w:r>
+      <w:proofErr w:type="gramEnd"/>
       <w:r>
         <w:rPr>
           <w:rFonts w:ascii="Consolas" w:hAnsi="Consolas" w:cs="Consolas"/>
@@ -11668,6 +12200,7 @@
         </w:rPr>
         <w:t xml:space="preserve"> </w:t>
       </w:r>
+      <w:proofErr w:type="gramStart"/>
       <w:r>
         <w:rPr>
           <w:rFonts w:ascii="Consolas" w:hAnsi="Consolas" w:cs="Consolas"/>
@@ -11688,6 +12221,7 @@
         </w:rPr>
         <w:t>(</w:t>
       </w:r>
+      <w:proofErr w:type="gramEnd"/>
       <w:r>
         <w:rPr>
           <w:rFonts w:ascii="Consolas" w:hAnsi="Consolas" w:cs="Consolas"/>
@@ -11898,6 +12432,7 @@
         </w:rPr>
         <w:t xml:space="preserve"> </w:t>
       </w:r>
+      <w:proofErr w:type="gramStart"/>
       <w:r>
         <w:rPr>
           <w:rFonts w:ascii="Consolas" w:hAnsi="Consolas" w:cs="Consolas"/>
@@ -11918,6 +12453,7 @@
         </w:rPr>
         <w:t>(</w:t>
       </w:r>
+      <w:proofErr w:type="gramEnd"/>
       <w:r>
         <w:rPr>
           <w:rFonts w:ascii="Consolas" w:hAnsi="Consolas" w:cs="Consolas"/>
@@ -12143,6 +12679,7 @@
         </w:rPr>
         <w:t xml:space="preserve"> </w:t>
       </w:r>
+      <w:proofErr w:type="gramStart"/>
       <w:r>
         <w:rPr>
           <w:rFonts w:ascii="Consolas" w:hAnsi="Consolas" w:cs="Consolas"/>
@@ -12163,6 +12700,7 @@
         </w:rPr>
         <w:t>(</w:t>
       </w:r>
+      <w:proofErr w:type="gramEnd"/>
       <w:r>
         <w:rPr>
           <w:rFonts w:ascii="Consolas" w:hAnsi="Consolas" w:cs="Consolas"/>
@@ -12393,6 +12931,7 @@
         </w:rPr>
         <w:t xml:space="preserve"> </w:t>
       </w:r>
+      <w:proofErr w:type="gramStart"/>
       <w:r>
         <w:rPr>
           <w:rFonts w:ascii="Consolas" w:hAnsi="Consolas" w:cs="Consolas"/>
@@ -12413,6 +12952,7 @@
         </w:rPr>
         <w:t>(</w:t>
       </w:r>
+      <w:proofErr w:type="gramEnd"/>
     </w:p>
     <w:p>
       <w:pPr>
@@ -12467,7 +13007,18 @@
           <w:sz w:val="19"/>
           <w:szCs w:val="19"/>
         </w:rPr>
-        <w:t xml:space="preserve"> Fin_year</w:t>
+        <w:t xml:space="preserve"> Fin_</w:t>
+      </w:r>
+      <w:proofErr w:type="gramStart"/>
+      <w:r>
+        <w:rPr>
+          <w:rFonts w:ascii="Consolas" w:hAnsi="Consolas" w:cs="Consolas"/>
+          <w:color w:val="000000"/>
+          <w:kern w:val="0"/>
+          <w:sz w:val="19"/>
+          <w:szCs w:val="19"/>
+        </w:rPr>
+        <w:t>year</w:t>
       </w:r>
       <w:r>
         <w:rPr>
@@ -12487,7 +13038,18 @@
           <w:sz w:val="19"/>
           <w:szCs w:val="19"/>
         </w:rPr>
-        <w:t xml:space="preserve">Fin_month </w:t>
+        <w:t>Fin</w:t>
+      </w:r>
+      <w:proofErr w:type="gramEnd"/>
+      <w:r>
+        <w:rPr>
+          <w:rFonts w:ascii="Consolas" w:hAnsi="Consolas" w:cs="Consolas"/>
+          <w:color w:val="000000"/>
+          <w:kern w:val="0"/>
+          <w:sz w:val="19"/>
+          <w:szCs w:val="19"/>
+        </w:rPr>
+        <w:t xml:space="preserve">_month </w:t>
       </w:r>
       <w:r>
         <w:rPr>
@@ -12709,6 +13271,7 @@
         </w:rPr>
         <w:t xml:space="preserve"> </w:t>
       </w:r>
+      <w:proofErr w:type="gramStart"/>
       <w:r>
         <w:rPr>
           <w:rFonts w:ascii="Consolas" w:hAnsi="Consolas" w:cs="Consolas"/>
@@ -12719,6 +13282,7 @@
         </w:rPr>
         <w:t>as</w:t>
       </w:r>
+      <w:proofErr w:type="gramEnd"/>
       <w:r>
         <w:rPr>
           <w:rFonts w:ascii="Consolas" w:hAnsi="Consolas" w:cs="Consolas"/>
@@ -12834,6 +13398,7 @@
         </w:rPr>
         <w:t xml:space="preserve"> </w:t>
       </w:r>
+      <w:proofErr w:type="gramStart"/>
       <w:r>
         <w:rPr>
           <w:rFonts w:ascii="Consolas" w:hAnsi="Consolas" w:cs="Consolas"/>
@@ -12854,6 +13419,7 @@
         </w:rPr>
         <w:t>(</w:t>
       </w:r>
+      <w:proofErr w:type="gramEnd"/>
     </w:p>
     <w:p>
       <w:pPr>
@@ -12907,7 +13473,18 @@
           <w:sz w:val="19"/>
           <w:szCs w:val="19"/>
         </w:rPr>
-        <w:t xml:space="preserve"> Fin_year</w:t>
+        <w:t xml:space="preserve"> Fin_</w:t>
+      </w:r>
+      <w:proofErr w:type="gramStart"/>
+      <w:r>
+        <w:rPr>
+          <w:rFonts w:ascii="Consolas" w:hAnsi="Consolas" w:cs="Consolas"/>
+          <w:color w:val="000000"/>
+          <w:kern w:val="0"/>
+          <w:sz w:val="19"/>
+          <w:szCs w:val="19"/>
+        </w:rPr>
+        <w:t>year</w:t>
       </w:r>
       <w:r>
         <w:rPr>
@@ -12927,7 +13504,18 @@
           <w:sz w:val="19"/>
           <w:szCs w:val="19"/>
         </w:rPr>
-        <w:t xml:space="preserve">Fin_month </w:t>
+        <w:t>Fin</w:t>
+      </w:r>
+      <w:proofErr w:type="gramEnd"/>
+      <w:r>
+        <w:rPr>
+          <w:rFonts w:ascii="Consolas" w:hAnsi="Consolas" w:cs="Consolas"/>
+          <w:color w:val="000000"/>
+          <w:kern w:val="0"/>
+          <w:sz w:val="19"/>
+          <w:szCs w:val="19"/>
+        </w:rPr>
+        <w:t xml:space="preserve">_month </w:t>
       </w:r>
       <w:r>
         <w:rPr>
@@ -13149,6 +13737,7 @@
         </w:rPr>
         <w:t xml:space="preserve"> </w:t>
       </w:r>
+      <w:proofErr w:type="gramStart"/>
       <w:r>
         <w:rPr>
           <w:rFonts w:ascii="Consolas" w:hAnsi="Consolas" w:cs="Consolas"/>
@@ -13159,6 +13748,7 @@
         </w:rPr>
         <w:t>as</w:t>
       </w:r>
+      <w:proofErr w:type="gramEnd"/>
       <w:r>
         <w:rPr>
           <w:rFonts w:ascii="Consolas" w:hAnsi="Consolas" w:cs="Consolas"/>
@@ -13482,7 +14072,29 @@
           <w:sz w:val="19"/>
           <w:szCs w:val="19"/>
         </w:rPr>
-        <w:t>--and ltrim(rtrim(item))='012400011'</w:t>
+        <w:t>--and ltrim(rtrim(item</w:t>
+      </w:r>
+      <w:proofErr w:type="gramStart"/>
+      <w:r>
+        <w:rPr>
+          <w:rFonts w:ascii="Consolas" w:hAnsi="Consolas" w:cs="Consolas"/>
+          <w:color w:val="008000"/>
+          <w:kern w:val="0"/>
+          <w:sz w:val="19"/>
+          <w:szCs w:val="19"/>
+        </w:rPr>
+        <w:t>))=</w:t>
+      </w:r>
+      <w:proofErr w:type="gramEnd"/>
+      <w:r>
+        <w:rPr>
+          <w:rFonts w:ascii="Consolas" w:hAnsi="Consolas" w:cs="Consolas"/>
+          <w:color w:val="008000"/>
+          <w:kern w:val="0"/>
+          <w:sz w:val="19"/>
+          <w:szCs w:val="19"/>
+        </w:rPr>
+        <w:t>'012400011'</w:t>
       </w:r>
     </w:p>
     <w:p>
@@ -13507,7 +14119,29 @@
           <w:sz w:val="19"/>
           <w:szCs w:val="19"/>
         </w:rPr>
-        <w:t>--group by company,Zone,dpst,--Item,Item_desc,</w:t>
+        <w:t xml:space="preserve">--group by </w:t>
+      </w:r>
+      <w:proofErr w:type="gramStart"/>
+      <w:r>
+        <w:rPr>
+          <w:rFonts w:ascii="Consolas" w:hAnsi="Consolas" w:cs="Consolas"/>
+          <w:color w:val="008000"/>
+          <w:kern w:val="0"/>
+          <w:sz w:val="19"/>
+          <w:szCs w:val="19"/>
+        </w:rPr>
+        <w:t>company,Zone</w:t>
+      </w:r>
+      <w:proofErr w:type="gramEnd"/>
+      <w:r>
+        <w:rPr>
+          <w:rFonts w:ascii="Consolas" w:hAnsi="Consolas" w:cs="Consolas"/>
+          <w:color w:val="008000"/>
+          <w:kern w:val="0"/>
+          <w:sz w:val="19"/>
+          <w:szCs w:val="19"/>
+        </w:rPr>
+        <w:t>,dpst,--Item,Item_desc,</w:t>
       </w:r>
     </w:p>
     <w:p>
@@ -13532,7 +14166,29 @@
           <w:sz w:val="19"/>
           <w:szCs w:val="19"/>
         </w:rPr>
-        <w:t>--Fin_year,Fin_month</w:t>
+        <w:t>--Fin_</w:t>
+      </w:r>
+      <w:proofErr w:type="gramStart"/>
+      <w:r>
+        <w:rPr>
+          <w:rFonts w:ascii="Consolas" w:hAnsi="Consolas" w:cs="Consolas"/>
+          <w:color w:val="008000"/>
+          <w:kern w:val="0"/>
+          <w:sz w:val="19"/>
+          <w:szCs w:val="19"/>
+        </w:rPr>
+        <w:t>year,Fin</w:t>
+      </w:r>
+      <w:proofErr w:type="gramEnd"/>
+      <w:r>
+        <w:rPr>
+          <w:rFonts w:ascii="Consolas" w:hAnsi="Consolas" w:cs="Consolas"/>
+          <w:color w:val="008000"/>
+          <w:kern w:val="0"/>
+          <w:sz w:val="19"/>
+          <w:szCs w:val="19"/>
+        </w:rPr>
+        <w:t>_month</w:t>
       </w:r>
     </w:p>
     <w:p>
@@ -13587,7 +14243,18 @@
           <w:sz w:val="19"/>
           <w:szCs w:val="19"/>
         </w:rPr>
-        <w:t xml:space="preserve"> Fin_year</w:t>
+        <w:t xml:space="preserve"> Fin_</w:t>
+      </w:r>
+      <w:proofErr w:type="gramStart"/>
+      <w:r>
+        <w:rPr>
+          <w:rFonts w:ascii="Consolas" w:hAnsi="Consolas" w:cs="Consolas"/>
+          <w:color w:val="000000"/>
+          <w:kern w:val="0"/>
+          <w:sz w:val="19"/>
+          <w:szCs w:val="19"/>
+        </w:rPr>
+        <w:t>year</w:t>
       </w:r>
       <w:r>
         <w:rPr>
@@ -13607,7 +14274,18 @@
           <w:sz w:val="19"/>
           <w:szCs w:val="19"/>
         </w:rPr>
-        <w:t>Fin_month</w:t>
+        <w:t>Fin</w:t>
+      </w:r>
+      <w:proofErr w:type="gramEnd"/>
+      <w:r>
+        <w:rPr>
+          <w:rFonts w:ascii="Consolas" w:hAnsi="Consolas" w:cs="Consolas"/>
+          <w:color w:val="000000"/>
+          <w:kern w:val="0"/>
+          <w:sz w:val="19"/>
+          <w:szCs w:val="19"/>
+        </w:rPr>
+        <w:t>_month</w:t>
       </w:r>
       <w:r>
         <w:rPr>
@@ -13721,10 +14399,10 @@
             <v:path o:extrusionok="f" gradientshapeok="t" o:connecttype="rect"/>
             <o:lock v:ext="edit" aspectratio="t"/>
           </v:shapetype>
-          <v:shape id="_x0000_i1049" type="#_x0000_t75" style="width:76.2pt;height:49.4pt" o:ole="">
+          <v:shape id="_x0000_i1049" type="#_x0000_t75" style="width:76.2pt;height:49.55pt" o:ole="">
             <v:imagedata r:id="rId5" o:title=""/>
           </v:shape>
-          <o:OLEObject Type="Embed" ProgID="Excel.Sheet.12" ShapeID="_x0000_i1049" DrawAspect="Icon" ObjectID="_1843892477" r:id="rId6"/>
+          <o:OLEObject Type="Embed" ProgID="Excel.Sheet.12" ShapeID="_x0000_i1049" DrawAspect="Icon" ObjectID="_1848882852" r:id="rId6"/>
         </w:object>
       </w:r>
     </w:p>
@@ -13784,7 +14462,15 @@
         <w:t>Year-over-Year (YoY)</w:t>
       </w:r>
       <w:r>
-        <w:t xml:space="preserve"> growth in Azure SQL is using the LAG() window function.</w:t>
+        <w:t xml:space="preserve"> growth in Azure SQL is using the </w:t>
+      </w:r>
+      <w:proofErr w:type="gramStart"/>
+      <w:r>
+        <w:t>LAG(</w:t>
+      </w:r>
+      <w:proofErr w:type="gramEnd"/>
+      <w:r>
+        <w:t>) window function.</w:t>
       </w:r>
     </w:p>
     <w:p>
@@ -14289,7 +14975,15 @@
       </w:r>
       <w:r>
         <w:br/>
-        <w:t xml:space="preserve">    ) AS PrevMonthSales,</w:t>
+        <w:t xml:space="preserve">  </w:t>
+      </w:r>
+      <w:proofErr w:type="gramStart"/>
+      <w:r>
+        <w:t xml:space="preserve">  )</w:t>
+      </w:r>
+      <w:proofErr w:type="gramEnd"/>
+      <w:r>
+        <w:t xml:space="preserve"> AS PrevMonthSales,</w:t>
       </w:r>
       <w:r>
         <w:br/>
@@ -15837,7 +16531,15 @@
       </w:r>
       <w:r>
         <w:br/>
-        <w:t xml:space="preserve">    LAG(SalesAmount, 12) OVER (</w:t>
+        <w:t xml:space="preserve">    </w:t>
+      </w:r>
+      <w:proofErr w:type="gramStart"/>
+      <w:r>
+        <w:t>LAG(</w:t>
+      </w:r>
+      <w:proofErr w:type="gramEnd"/>
+      <w:r>
+        <w:t>SalesAmount, 12) OVER (</w:t>
       </w:r>
       <w:r>
         <w:br/>
@@ -16446,7 +17148,25 @@
           <w:highlight w:val="yellow"/>
         </w:rPr>
         <w:lastRenderedPageBreak/>
-        <w:t>Using NULLIF(...,0) prevents divide-by-zero errors.</w:t>
+        <w:t xml:space="preserve">Using </w:t>
+      </w:r>
+      <w:proofErr w:type="gramStart"/>
+      <w:r>
+        <w:rPr>
+          <w:b/>
+          <w:bCs/>
+          <w:highlight w:val="yellow"/>
+        </w:rPr>
+        <w:t>NULLIF(</w:t>
+      </w:r>
+      <w:proofErr w:type="gramEnd"/>
+      <w:r>
+        <w:rPr>
+          <w:b/>
+          <w:bCs/>
+          <w:highlight w:val="yellow"/>
+        </w:rPr>
+        <w:t>...,0) prevents divide-by-zero errors.</w:t>
       </w:r>
     </w:p>
     <w:p>
@@ -16585,7 +17305,1434 @@
     </w:p>
     <w:p>
       <w:r>
-        <w:t>This combination of LAG() + percentage calculation is the standard Azure SQL solution for MoM, QoQ, and YoY reporting.</w:t>
+        <w:t xml:space="preserve">This combination of </w:t>
+      </w:r>
+      <w:proofErr w:type="gramStart"/>
+      <w:r>
+        <w:t>LAG(</w:t>
+      </w:r>
+      <w:proofErr w:type="gramEnd"/>
+      <w:r>
+        <w:t>) + percentage calculation is the standard Azure SQL solution for MoM, QoQ, and YoY reporting.</w:t>
+      </w:r>
+    </w:p>
+    <w:p/>
+    <w:p>
+      <w:pPr>
+        <w:pBdr>
+          <w:bottom w:val="single" w:sz="6" w:space="1" w:color="auto"/>
+        </w:pBdr>
+      </w:pPr>
+    </w:p>
+    <w:p/>
+    <w:p>
+      <w:pPr>
+        <w:spacing w:after="0" w:line="240" w:lineRule="auto"/>
+        <w:textAlignment w:val="baseline"/>
+        <w:rPr>
+          <w:rFonts w:ascii="Segoe UI" w:eastAsia="Times New Roman" w:hAnsi="Segoe UI" w:cs="Segoe UI"/>
+          <w:kern w:val="0"/>
+          <w:lang w:eastAsia="en-IN"/>
+          <w14:ligatures w14:val="none"/>
+        </w:rPr>
+      </w:pPr>
+      <w:r>
+        <w:rPr>
+          <w:rFonts w:ascii="Cambria Math" w:eastAsia="Times New Roman" w:hAnsi="Cambria Math" w:cs="Cambria Math"/>
+          <w:kern w:val="0"/>
+          <w:sz w:val="21"/>
+          <w:szCs w:val="21"/>
+          <w:lang w:eastAsia="en-IN"/>
+          <w14:ligatures w14:val="none"/>
+        </w:rPr>
+        <w:t>𝐌𝐚𝐬𝐭𝐞𝐫</w:t>
+      </w:r>
+      <w:r>
+        <w:rPr>
+          <w:rFonts w:ascii="Segoe UI" w:eastAsia="Times New Roman" w:hAnsi="Segoe UI" w:cs="Segoe UI"/>
+          <w:kern w:val="0"/>
+          <w:sz w:val="21"/>
+          <w:szCs w:val="21"/>
+          <w:lang w:eastAsia="en-IN"/>
+          <w14:ligatures w14:val="none"/>
+        </w:rPr>
+        <w:t xml:space="preserve"> </w:t>
+      </w:r>
+      <w:r>
+        <w:rPr>
+          <w:rFonts w:ascii="Cambria Math" w:eastAsia="Times New Roman" w:hAnsi="Cambria Math" w:cs="Cambria Math"/>
+          <w:kern w:val="0"/>
+          <w:sz w:val="21"/>
+          <w:szCs w:val="21"/>
+          <w:lang w:eastAsia="en-IN"/>
+          <w14:ligatures w14:val="none"/>
+        </w:rPr>
+        <w:t>𝐒𝐐𝐋</w:t>
+      </w:r>
+      <w:r>
+        <w:rPr>
+          <w:rFonts w:ascii="Segoe UI" w:eastAsia="Times New Roman" w:hAnsi="Segoe UI" w:cs="Segoe UI"/>
+          <w:kern w:val="0"/>
+          <w:sz w:val="21"/>
+          <w:szCs w:val="21"/>
+          <w:lang w:eastAsia="en-IN"/>
+          <w14:ligatures w14:val="none"/>
+        </w:rPr>
+        <w:t xml:space="preserve"> </w:t>
+      </w:r>
+      <w:r>
+        <w:rPr>
+          <w:rFonts w:ascii="Cambria Math" w:eastAsia="Times New Roman" w:hAnsi="Cambria Math" w:cs="Cambria Math"/>
+          <w:kern w:val="0"/>
+          <w:sz w:val="21"/>
+          <w:szCs w:val="21"/>
+          <w:lang w:eastAsia="en-IN"/>
+          <w14:ligatures w14:val="none"/>
+        </w:rPr>
+        <w:t>𝐖𝐢𝐧𝐝𝐨𝐰</w:t>
+      </w:r>
+      <w:r>
+        <w:rPr>
+          <w:rFonts w:ascii="Segoe UI" w:eastAsia="Times New Roman" w:hAnsi="Segoe UI" w:cs="Segoe UI"/>
+          <w:kern w:val="0"/>
+          <w:sz w:val="21"/>
+          <w:szCs w:val="21"/>
+          <w:lang w:eastAsia="en-IN"/>
+          <w14:ligatures w14:val="none"/>
+        </w:rPr>
+        <w:t xml:space="preserve"> </w:t>
+      </w:r>
+      <w:r>
+        <w:rPr>
+          <w:rFonts w:ascii="Cambria Math" w:eastAsia="Times New Roman" w:hAnsi="Cambria Math" w:cs="Cambria Math"/>
+          <w:kern w:val="0"/>
+          <w:sz w:val="21"/>
+          <w:szCs w:val="21"/>
+          <w:lang w:eastAsia="en-IN"/>
+          <w14:ligatures w14:val="none"/>
+        </w:rPr>
+        <w:t>𝐅𝐮𝐧𝐜𝐭𝐢𝐨𝐧𝐬</w:t>
+      </w:r>
+      <w:r>
+        <w:rPr>
+          <w:rFonts w:ascii="Segoe UI" w:eastAsia="Times New Roman" w:hAnsi="Segoe UI" w:cs="Segoe UI"/>
+          <w:kern w:val="0"/>
+          <w:sz w:val="21"/>
+          <w:szCs w:val="21"/>
+          <w:lang w:eastAsia="en-IN"/>
+          <w14:ligatures w14:val="none"/>
+        </w:rPr>
+        <w:t xml:space="preserve"> </w:t>
+      </w:r>
+      <w:r>
+        <w:rPr>
+          <w:rFonts w:ascii="Cambria Math" w:eastAsia="Times New Roman" w:hAnsi="Cambria Math" w:cs="Cambria Math"/>
+          <w:kern w:val="0"/>
+          <w:sz w:val="21"/>
+          <w:szCs w:val="21"/>
+          <w:lang w:eastAsia="en-IN"/>
+          <w14:ligatures w14:val="none"/>
+        </w:rPr>
+        <w:t>𝐰𝐢𝐭𝐡</w:t>
+      </w:r>
+      <w:r>
+        <w:rPr>
+          <w:rFonts w:ascii="Segoe UI" w:eastAsia="Times New Roman" w:hAnsi="Segoe UI" w:cs="Segoe UI"/>
+          <w:kern w:val="0"/>
+          <w:sz w:val="21"/>
+          <w:szCs w:val="21"/>
+          <w:lang w:eastAsia="en-IN"/>
+          <w14:ligatures w14:val="none"/>
+        </w:rPr>
+        <w:t xml:space="preserve"> </w:t>
+      </w:r>
+      <w:r>
+        <w:rPr>
+          <w:rFonts w:ascii="Cambria Math" w:eastAsia="Times New Roman" w:hAnsi="Cambria Math" w:cs="Cambria Math"/>
+          <w:kern w:val="0"/>
+          <w:sz w:val="21"/>
+          <w:szCs w:val="21"/>
+          <w:lang w:eastAsia="en-IN"/>
+          <w14:ligatures w14:val="none"/>
+        </w:rPr>
+        <w:t>𝟓𝟎</w:t>
+      </w:r>
+      <w:r>
+        <w:rPr>
+          <w:rFonts w:ascii="Segoe UI" w:eastAsia="Times New Roman" w:hAnsi="Segoe UI" w:cs="Segoe UI"/>
+          <w:kern w:val="0"/>
+          <w:sz w:val="21"/>
+          <w:szCs w:val="21"/>
+          <w:lang w:eastAsia="en-IN"/>
+          <w14:ligatures w14:val="none"/>
+        </w:rPr>
+        <w:t xml:space="preserve"> </w:t>
+      </w:r>
+      <w:r>
+        <w:rPr>
+          <w:rFonts w:ascii="Cambria Math" w:eastAsia="Times New Roman" w:hAnsi="Cambria Math" w:cs="Cambria Math"/>
+          <w:kern w:val="0"/>
+          <w:sz w:val="21"/>
+          <w:szCs w:val="21"/>
+          <w:lang w:eastAsia="en-IN"/>
+          <w14:ligatures w14:val="none"/>
+        </w:rPr>
+        <w:t>𝐏𝐫𝐚𝐜𝐭𝐢𝐜𝐚𝐥</w:t>
+      </w:r>
+      <w:r>
+        <w:rPr>
+          <w:rFonts w:ascii="Segoe UI" w:eastAsia="Times New Roman" w:hAnsi="Segoe UI" w:cs="Segoe UI"/>
+          <w:kern w:val="0"/>
+          <w:sz w:val="21"/>
+          <w:szCs w:val="21"/>
+          <w:lang w:eastAsia="en-IN"/>
+          <w14:ligatures w14:val="none"/>
+        </w:rPr>
+        <w:t xml:space="preserve"> </w:t>
+      </w:r>
+      <w:r>
+        <w:rPr>
+          <w:rFonts w:ascii="Cambria Math" w:eastAsia="Times New Roman" w:hAnsi="Cambria Math" w:cs="Cambria Math"/>
+          <w:kern w:val="0"/>
+          <w:sz w:val="21"/>
+          <w:szCs w:val="21"/>
+          <w:lang w:eastAsia="en-IN"/>
+          <w14:ligatures w14:val="none"/>
+        </w:rPr>
+        <w:t>𝐏𝐚𝐭𝐭𝐞𝐫𝐧𝐬</w:t>
+      </w:r>
+      <w:r>
+        <w:rPr>
+          <w:rFonts w:ascii="Segoe UI" w:eastAsia="Times New Roman" w:hAnsi="Segoe UI" w:cs="Segoe UI"/>
+          <w:kern w:val="0"/>
+          <w:sz w:val="21"/>
+          <w:szCs w:val="21"/>
+          <w:lang w:eastAsia="en-IN"/>
+          <w14:ligatures w14:val="none"/>
+        </w:rPr>
+        <w:br/>
+        <w:t>.</w:t>
+      </w:r>
+      <w:r>
+        <w:rPr>
+          <w:rFonts w:ascii="Segoe UI" w:eastAsia="Times New Roman" w:hAnsi="Segoe UI" w:cs="Segoe UI"/>
+          <w:kern w:val="0"/>
+          <w:sz w:val="21"/>
+          <w:szCs w:val="21"/>
+          <w:lang w:eastAsia="en-IN"/>
+          <w14:ligatures w14:val="none"/>
+        </w:rPr>
+        <w:br/>
+        <w:t>.</w:t>
+      </w:r>
+      <w:r>
+        <w:rPr>
+          <w:rFonts w:ascii="Segoe UI" w:eastAsia="Times New Roman" w:hAnsi="Segoe UI" w:cs="Segoe UI"/>
+          <w:kern w:val="0"/>
+          <w:sz w:val="21"/>
+          <w:szCs w:val="21"/>
+          <w:lang w:eastAsia="en-IN"/>
+          <w14:ligatures w14:val="none"/>
+        </w:rPr>
+        <w:br/>
+      </w:r>
+      <w:r>
+        <w:rPr>
+          <w:rFonts w:ascii="Segoe UI" w:eastAsia="Times New Roman" w:hAnsi="Segoe UI" w:cs="Segoe UI"/>
+          <w:kern w:val="0"/>
+          <w:sz w:val="21"/>
+          <w:szCs w:val="21"/>
+          <w:lang w:eastAsia="en-IN"/>
+          <w14:ligatures w14:val="none"/>
+        </w:rPr>
+        <w:br/>
+        <w:t>Window functions are among the most powerful features in SQL and are asked in almost every Data Engineering interview. Whether you're solving ranking problems, calculating running totals, or comparing records across rows, knowing which window function to use can save time and simplify complex queries.</w:t>
+      </w:r>
+      <w:r>
+        <w:rPr>
+          <w:rFonts w:ascii="Segoe UI" w:eastAsia="Times New Roman" w:hAnsi="Segoe UI" w:cs="Segoe UI"/>
+          <w:kern w:val="0"/>
+          <w:sz w:val="21"/>
+          <w:szCs w:val="21"/>
+          <w:lang w:eastAsia="en-IN"/>
+          <w14:ligatures w14:val="none"/>
+        </w:rPr>
+        <w:br/>
+        <w:t>In this cheat sheet, you'll learn the Top 50 SQL Window Function Patterns that every SQL developer and Data Engineer should know.</w:t>
+      </w:r>
+      <w:r>
+        <w:rPr>
+          <w:rFonts w:ascii="Segoe UI" w:eastAsia="Times New Roman" w:hAnsi="Segoe UI" w:cs="Segoe UI"/>
+          <w:kern w:val="0"/>
+          <w:sz w:val="21"/>
+          <w:szCs w:val="21"/>
+          <w:lang w:eastAsia="en-IN"/>
+          <w14:ligatures w14:val="none"/>
+        </w:rPr>
+        <w:br/>
+      </w:r>
+      <w:r>
+        <w:rPr>
+          <w:rFonts w:ascii="Segoe UI Emoji" w:eastAsia="Times New Roman" w:hAnsi="Segoe UI Emoji" w:cs="Segoe UI Emoji"/>
+          <w:kern w:val="0"/>
+          <w:sz w:val="21"/>
+          <w:szCs w:val="21"/>
+          <w:lang w:eastAsia="en-IN"/>
+          <w14:ligatures w14:val="none"/>
+        </w:rPr>
+        <w:t>✅</w:t>
+      </w:r>
+      <w:r>
+        <w:rPr>
+          <w:rFonts w:ascii="Segoe UI" w:eastAsia="Times New Roman" w:hAnsi="Segoe UI" w:cs="Segoe UI"/>
+          <w:kern w:val="0"/>
+          <w:sz w:val="21"/>
+          <w:szCs w:val="21"/>
+          <w:lang w:eastAsia="en-IN"/>
+          <w14:ligatures w14:val="none"/>
+        </w:rPr>
+        <w:t xml:space="preserve"> In this post you'll learn:</w:t>
+      </w:r>
+      <w:r>
+        <w:rPr>
+          <w:rFonts w:ascii="Segoe UI" w:eastAsia="Times New Roman" w:hAnsi="Segoe UI" w:cs="Segoe UI"/>
+          <w:kern w:val="0"/>
+          <w:sz w:val="21"/>
+          <w:szCs w:val="21"/>
+          <w:lang w:eastAsia="en-IN"/>
+          <w14:ligatures w14:val="none"/>
+        </w:rPr>
+        <w:br/>
+      </w:r>
+      <w:r>
+        <w:rPr>
+          <w:rFonts w:ascii="Segoe UI Symbol" w:eastAsia="Times New Roman" w:hAnsi="Segoe UI Symbol" w:cs="Segoe UI Symbol"/>
+          <w:kern w:val="0"/>
+          <w:sz w:val="21"/>
+          <w:szCs w:val="21"/>
+          <w:lang w:eastAsia="en-IN"/>
+          <w14:ligatures w14:val="none"/>
+        </w:rPr>
+        <w:lastRenderedPageBreak/>
+        <w:t>✔</w:t>
+      </w:r>
+      <w:r>
+        <w:rPr>
+          <w:rFonts w:ascii="Segoe UI" w:eastAsia="Times New Roman" w:hAnsi="Segoe UI" w:cs="Segoe UI"/>
+          <w:kern w:val="0"/>
+          <w:sz w:val="21"/>
+          <w:szCs w:val="21"/>
+          <w:lang w:eastAsia="en-IN"/>
+          <w14:ligatures w14:val="none"/>
+        </w:rPr>
+        <w:t xml:space="preserve"> When to use ROW_NUMBER(), RANK(), and DENSE_RANK()</w:t>
+      </w:r>
+      <w:r>
+        <w:rPr>
+          <w:rFonts w:ascii="Segoe UI" w:eastAsia="Times New Roman" w:hAnsi="Segoe UI" w:cs="Segoe UI"/>
+          <w:kern w:val="0"/>
+          <w:sz w:val="21"/>
+          <w:szCs w:val="21"/>
+          <w:lang w:eastAsia="en-IN"/>
+          <w14:ligatures w14:val="none"/>
+        </w:rPr>
+        <w:br/>
+      </w:r>
+      <w:r>
+        <w:rPr>
+          <w:rFonts w:ascii="Segoe UI Symbol" w:eastAsia="Times New Roman" w:hAnsi="Segoe UI Symbol" w:cs="Segoe UI Symbol"/>
+          <w:kern w:val="0"/>
+          <w:sz w:val="21"/>
+          <w:szCs w:val="21"/>
+          <w:lang w:eastAsia="en-IN"/>
+          <w14:ligatures w14:val="none"/>
+        </w:rPr>
+        <w:t>✔</w:t>
+      </w:r>
+      <w:r>
+        <w:rPr>
+          <w:rFonts w:ascii="Segoe UI" w:eastAsia="Times New Roman" w:hAnsi="Segoe UI" w:cs="Segoe UI"/>
+          <w:kern w:val="0"/>
+          <w:sz w:val="21"/>
+          <w:szCs w:val="21"/>
+          <w:lang w:eastAsia="en-IN"/>
+          <w14:ligatures w14:val="none"/>
+        </w:rPr>
+        <w:t xml:space="preserve"> How to calculate Running Total, Running Average, and Running Count</w:t>
+      </w:r>
+      <w:r>
+        <w:rPr>
+          <w:rFonts w:ascii="Segoe UI" w:eastAsia="Times New Roman" w:hAnsi="Segoe UI" w:cs="Segoe UI"/>
+          <w:kern w:val="0"/>
+          <w:sz w:val="21"/>
+          <w:szCs w:val="21"/>
+          <w:lang w:eastAsia="en-IN"/>
+          <w14:ligatures w14:val="none"/>
+        </w:rPr>
+        <w:br/>
+      </w:r>
+      <w:r>
+        <w:rPr>
+          <w:rFonts w:ascii="Segoe UI Symbol" w:eastAsia="Times New Roman" w:hAnsi="Segoe UI Symbol" w:cs="Segoe UI Symbol"/>
+          <w:kern w:val="0"/>
+          <w:sz w:val="21"/>
+          <w:szCs w:val="21"/>
+          <w:lang w:eastAsia="en-IN"/>
+          <w14:ligatures w14:val="none"/>
+        </w:rPr>
+        <w:t>✔</w:t>
+      </w:r>
+      <w:r>
+        <w:rPr>
+          <w:rFonts w:ascii="Segoe UI" w:eastAsia="Times New Roman" w:hAnsi="Segoe UI" w:cs="Segoe UI"/>
+          <w:kern w:val="0"/>
+          <w:sz w:val="21"/>
+          <w:szCs w:val="21"/>
+          <w:lang w:eastAsia="en-IN"/>
+          <w14:ligatures w14:val="none"/>
+        </w:rPr>
+        <w:t xml:space="preserve"> How LAG() and LEAD() help compare previous and next rows</w:t>
+      </w:r>
+      <w:r>
+        <w:rPr>
+          <w:rFonts w:ascii="Segoe UI" w:eastAsia="Times New Roman" w:hAnsi="Segoe UI" w:cs="Segoe UI"/>
+          <w:kern w:val="0"/>
+          <w:sz w:val="21"/>
+          <w:szCs w:val="21"/>
+          <w:lang w:eastAsia="en-IN"/>
+          <w14:ligatures w14:val="none"/>
+        </w:rPr>
+        <w:br/>
+      </w:r>
+      <w:r>
+        <w:rPr>
+          <w:rFonts w:ascii="Segoe UI Symbol" w:eastAsia="Times New Roman" w:hAnsi="Segoe UI Symbol" w:cs="Segoe UI Symbol"/>
+          <w:kern w:val="0"/>
+          <w:sz w:val="21"/>
+          <w:szCs w:val="21"/>
+          <w:lang w:eastAsia="en-IN"/>
+          <w14:ligatures w14:val="none"/>
+        </w:rPr>
+        <w:t>✔</w:t>
+      </w:r>
+      <w:r>
+        <w:rPr>
+          <w:rFonts w:ascii="Segoe UI" w:eastAsia="Times New Roman" w:hAnsi="Segoe UI" w:cs="Segoe UI"/>
+          <w:kern w:val="0"/>
+          <w:sz w:val="21"/>
+          <w:szCs w:val="21"/>
+          <w:lang w:eastAsia="en-IN"/>
+          <w14:ligatures w14:val="none"/>
+        </w:rPr>
+        <w:t xml:space="preserve"> How to solve Top N per Group, Nth Highest Salary, and Latest Record problems</w:t>
+      </w:r>
+      <w:r>
+        <w:rPr>
+          <w:rFonts w:ascii="Segoe UI" w:eastAsia="Times New Roman" w:hAnsi="Segoe UI" w:cs="Segoe UI"/>
+          <w:kern w:val="0"/>
+          <w:sz w:val="21"/>
+          <w:szCs w:val="21"/>
+          <w:lang w:eastAsia="en-IN"/>
+          <w14:ligatures w14:val="none"/>
+        </w:rPr>
+        <w:br/>
+      </w:r>
+      <w:r>
+        <w:rPr>
+          <w:rFonts w:ascii="Segoe UI Symbol" w:eastAsia="Times New Roman" w:hAnsi="Segoe UI Symbol" w:cs="Segoe UI Symbol"/>
+          <w:kern w:val="0"/>
+          <w:sz w:val="21"/>
+          <w:szCs w:val="21"/>
+          <w:lang w:eastAsia="en-IN"/>
+          <w14:ligatures w14:val="none"/>
+        </w:rPr>
+        <w:t>✔</w:t>
+      </w:r>
+      <w:r>
+        <w:rPr>
+          <w:rFonts w:ascii="Segoe UI" w:eastAsia="Times New Roman" w:hAnsi="Segoe UI" w:cs="Segoe UI"/>
+          <w:kern w:val="0"/>
+          <w:sz w:val="21"/>
+          <w:szCs w:val="21"/>
+          <w:lang w:eastAsia="en-IN"/>
+          <w14:ligatures w14:val="none"/>
+        </w:rPr>
+        <w:t xml:space="preserve"> Moving Window calculations using SUM() OVER(), AVG() OVER(), MIN() OVER(), and MAX() OVER()</w:t>
+      </w:r>
+      <w:r>
+        <w:rPr>
+          <w:rFonts w:ascii="Segoe UI" w:eastAsia="Times New Roman" w:hAnsi="Segoe UI" w:cs="Segoe UI"/>
+          <w:kern w:val="0"/>
+          <w:sz w:val="21"/>
+          <w:szCs w:val="21"/>
+          <w:lang w:eastAsia="en-IN"/>
+          <w14:ligatures w14:val="none"/>
+        </w:rPr>
+        <w:br/>
+      </w:r>
+      <w:r>
+        <w:rPr>
+          <w:rFonts w:ascii="Segoe UI Symbol" w:eastAsia="Times New Roman" w:hAnsi="Segoe UI Symbol" w:cs="Segoe UI Symbol"/>
+          <w:kern w:val="0"/>
+          <w:sz w:val="21"/>
+          <w:szCs w:val="21"/>
+          <w:lang w:eastAsia="en-IN"/>
+          <w14:ligatures w14:val="none"/>
+        </w:rPr>
+        <w:t>✔</w:t>
+      </w:r>
+      <w:r>
+        <w:rPr>
+          <w:rFonts w:ascii="Segoe UI" w:eastAsia="Times New Roman" w:hAnsi="Segoe UI" w:cs="Segoe UI"/>
+          <w:kern w:val="0"/>
+          <w:sz w:val="21"/>
+          <w:szCs w:val="21"/>
+          <w:lang w:eastAsia="en-IN"/>
+          <w14:ligatures w14:val="none"/>
+        </w:rPr>
+        <w:t xml:space="preserve"> Advanced functions like FIRST_VALUE(), LAST_VALUE(), NTH_VALUE(), NTILE(), PERCENT_RANK(), and CUME_DIST()</w:t>
+      </w:r>
+      <w:r>
+        <w:rPr>
+          <w:rFonts w:ascii="Segoe UI" w:eastAsia="Times New Roman" w:hAnsi="Segoe UI" w:cs="Segoe UI"/>
+          <w:kern w:val="0"/>
+          <w:sz w:val="21"/>
+          <w:szCs w:val="21"/>
+          <w:lang w:eastAsia="en-IN"/>
+          <w14:ligatures w14:val="none"/>
+        </w:rPr>
+        <w:br/>
+      </w:r>
+      <w:r>
+        <w:rPr>
+          <w:rFonts w:ascii="Segoe UI Symbol" w:eastAsia="Times New Roman" w:hAnsi="Segoe UI Symbol" w:cs="Segoe UI Symbol"/>
+          <w:kern w:val="0"/>
+          <w:sz w:val="21"/>
+          <w:szCs w:val="21"/>
+          <w:lang w:eastAsia="en-IN"/>
+          <w14:ligatures w14:val="none"/>
+        </w:rPr>
+        <w:t>✔</w:t>
+      </w:r>
+      <w:r>
+        <w:rPr>
+          <w:rFonts w:ascii="Segoe UI" w:eastAsia="Times New Roman" w:hAnsi="Segoe UI" w:cs="Segoe UI"/>
+          <w:kern w:val="0"/>
+          <w:sz w:val="21"/>
+          <w:szCs w:val="21"/>
+          <w:lang w:eastAsia="en-IN"/>
+          <w14:ligatures w14:val="none"/>
+        </w:rPr>
+        <w:t xml:space="preserve"> Real interview patterns such as Gap Detection, </w:t>
+      </w:r>
+      <w:proofErr w:type="spellStart"/>
+      <w:r>
+        <w:rPr>
+          <w:rFonts w:ascii="Segoe UI" w:eastAsia="Times New Roman" w:hAnsi="Segoe UI" w:cs="Segoe UI"/>
+          <w:kern w:val="0"/>
+          <w:sz w:val="21"/>
+          <w:szCs w:val="21"/>
+          <w:lang w:eastAsia="en-IN"/>
+          <w14:ligatures w14:val="none"/>
+        </w:rPr>
+        <w:t>Sessionization</w:t>
+      </w:r>
+      <w:proofErr w:type="spellEnd"/>
+      <w:r>
+        <w:rPr>
+          <w:rFonts w:ascii="Segoe UI" w:eastAsia="Times New Roman" w:hAnsi="Segoe UI" w:cs="Segoe UI"/>
+          <w:kern w:val="0"/>
+          <w:sz w:val="21"/>
+          <w:szCs w:val="21"/>
+          <w:lang w:eastAsia="en-IN"/>
+          <w14:ligatures w14:val="none"/>
+        </w:rPr>
+        <w:t>, Deduplication, Year-over-Year Analysis, Month-over-Month Analysis, and Ranking within Partitions</w:t>
+      </w:r>
+      <w:r>
+        <w:rPr>
+          <w:rFonts w:ascii="Segoe UI" w:eastAsia="Times New Roman" w:hAnsi="Segoe UI" w:cs="Segoe UI"/>
+          <w:kern w:val="0"/>
+          <w:sz w:val="21"/>
+          <w:szCs w:val="21"/>
+          <w:lang w:eastAsia="en-IN"/>
+          <w14:ligatures w14:val="none"/>
+        </w:rPr>
+        <w:br/>
+        <w:t>These window function patterns are widely used in Data Engineering, Analytics, Banking, Finance, Healthcare, Retail, E-commerce, and Business Intelligence. Mastering them will help you write cleaner SQL, solve interview questions faster, and optimize analytical queries.</w:t>
+      </w:r>
+      <w:r>
+        <w:rPr>
+          <w:rFonts w:ascii="Segoe UI" w:eastAsia="Times New Roman" w:hAnsi="Segoe UI" w:cs="Segoe UI"/>
+          <w:kern w:val="0"/>
+          <w:sz w:val="21"/>
+          <w:szCs w:val="21"/>
+          <w:lang w:eastAsia="en-IN"/>
+          <w14:ligatures w14:val="none"/>
+        </w:rPr>
+        <w:br/>
+      </w:r>
+      <w:r>
+        <w:rPr>
+          <w:rFonts w:ascii="Segoe UI" w:eastAsia="Times New Roman" w:hAnsi="Segoe UI" w:cs="Segoe UI"/>
+          <w:kern w:val="0"/>
+          <w:sz w:val="21"/>
+          <w:szCs w:val="21"/>
+          <w:lang w:eastAsia="en-IN"/>
+          <w14:ligatures w14:val="none"/>
+        </w:rPr>
+        <w:br/>
+      </w:r>
+      <w:r>
+        <w:rPr>
+          <w:rFonts w:ascii="Segoe UI Emoji" w:eastAsia="Times New Roman" w:hAnsi="Segoe UI Emoji" w:cs="Segoe UI Emoji"/>
+          <w:kern w:val="0"/>
+          <w:sz w:val="21"/>
+          <w:szCs w:val="21"/>
+          <w:lang w:eastAsia="en-IN"/>
+          <w14:ligatures w14:val="none"/>
+        </w:rPr>
+        <w:t>💬</w:t>
+      </w:r>
+      <w:r>
+        <w:rPr>
+          <w:rFonts w:ascii="Segoe UI" w:eastAsia="Times New Roman" w:hAnsi="Segoe UI" w:cs="Segoe UI"/>
+          <w:kern w:val="0"/>
+          <w:sz w:val="21"/>
+          <w:szCs w:val="21"/>
+          <w:lang w:eastAsia="en-IN"/>
+          <w14:ligatures w14:val="none"/>
+        </w:rPr>
+        <w:t xml:space="preserve"> Which SQL Window Function do you use the most—ROW_</w:t>
+      </w:r>
+      <w:proofErr w:type="gramStart"/>
+      <w:r>
+        <w:rPr>
+          <w:rFonts w:ascii="Segoe UI" w:eastAsia="Times New Roman" w:hAnsi="Segoe UI" w:cs="Segoe UI"/>
+          <w:kern w:val="0"/>
+          <w:sz w:val="21"/>
+          <w:szCs w:val="21"/>
+          <w:lang w:eastAsia="en-IN"/>
+          <w14:ligatures w14:val="none"/>
+        </w:rPr>
+        <w:t>NUMBER(</w:t>
+      </w:r>
+      <w:proofErr w:type="gramEnd"/>
+      <w:r>
+        <w:rPr>
+          <w:rFonts w:ascii="Segoe UI" w:eastAsia="Times New Roman" w:hAnsi="Segoe UI" w:cs="Segoe UI"/>
+          <w:kern w:val="0"/>
+          <w:sz w:val="21"/>
+          <w:szCs w:val="21"/>
+          <w:lang w:eastAsia="en-IN"/>
+          <w14:ligatures w14:val="none"/>
+        </w:rPr>
+        <w:t>), LAG(), LEAD(), or DENSE_RANK()? Let everyone know in the comments!</w:t>
+      </w:r>
+      <w:r>
+        <w:rPr>
+          <w:rFonts w:ascii="Segoe UI" w:eastAsia="Times New Roman" w:hAnsi="Segoe UI" w:cs="Segoe UI"/>
+          <w:kern w:val="0"/>
+          <w:sz w:val="21"/>
+          <w:szCs w:val="21"/>
+          <w:lang w:eastAsia="en-IN"/>
+          <w14:ligatures w14:val="none"/>
+        </w:rPr>
+        <w:br/>
+      </w:r>
+      <w:r>
+        <w:rPr>
+          <w:rFonts w:ascii="Segoe UI" w:eastAsia="Times New Roman" w:hAnsi="Segoe UI" w:cs="Segoe UI"/>
+          <w:kern w:val="0"/>
+          <w:sz w:val="21"/>
+          <w:szCs w:val="21"/>
+          <w:lang w:eastAsia="en-IN"/>
+          <w14:ligatures w14:val="none"/>
+        </w:rPr>
+        <w:br/>
+        <w:t xml:space="preserve">Follow </w:t>
+      </w:r>
+      <w:hyperlink r:id="rId7" w:history="1">
+        <w:r>
+          <w:rPr>
+            <w:rFonts w:ascii="Segoe UI" w:eastAsia="Times New Roman" w:hAnsi="Segoe UI" w:cs="Segoe UI"/>
+            <w:b/>
+            <w:bCs/>
+            <w:color w:val="0A66C2"/>
+            <w:kern w:val="0"/>
+            <w:sz w:val="21"/>
+            <w:szCs w:val="21"/>
+            <w:u w:val="single"/>
+            <w:bdr w:val="none" w:sz="0" w:space="0" w:color="auto" w:frame="1"/>
+            <w:lang w:eastAsia="en-IN"/>
+            <w14:ligatures w14:val="none"/>
+          </w:rPr>
+          <w:t>Karthik K.</w:t>
+        </w:r>
+      </w:hyperlink>
+      <w:r>
+        <w:rPr>
+          <w:rFonts w:ascii="Segoe UI" w:eastAsia="Times New Roman" w:hAnsi="Segoe UI" w:cs="Segoe UI"/>
+          <w:kern w:val="0"/>
+          <w:sz w:val="21"/>
+          <w:szCs w:val="21"/>
+          <w:lang w:eastAsia="en-IN"/>
+          <w14:ligatures w14:val="none"/>
+        </w:rPr>
+        <w:t xml:space="preserve"> for more SQL, </w:t>
+      </w:r>
+      <w:proofErr w:type="spellStart"/>
+      <w:r>
+        <w:rPr>
+          <w:rFonts w:ascii="Segoe UI" w:eastAsia="Times New Roman" w:hAnsi="Segoe UI" w:cs="Segoe UI"/>
+          <w:kern w:val="0"/>
+          <w:sz w:val="21"/>
+          <w:szCs w:val="21"/>
+          <w:lang w:eastAsia="en-IN"/>
+          <w14:ligatures w14:val="none"/>
+        </w:rPr>
+        <w:t>PySpark</w:t>
+      </w:r>
+      <w:proofErr w:type="spellEnd"/>
+      <w:r>
+        <w:rPr>
+          <w:rFonts w:ascii="Segoe UI" w:eastAsia="Times New Roman" w:hAnsi="Segoe UI" w:cs="Segoe UI"/>
+          <w:kern w:val="0"/>
+          <w:sz w:val="21"/>
+          <w:szCs w:val="21"/>
+          <w:lang w:eastAsia="en-IN"/>
+          <w14:ligatures w14:val="none"/>
+        </w:rPr>
+        <w:t>, Spark, Databricks, AWS, and Data Engineering content.</w:t>
+      </w:r>
+      <w:r>
+        <w:rPr>
+          <w:rFonts w:ascii="Segoe UI" w:eastAsia="Times New Roman" w:hAnsi="Segoe UI" w:cs="Segoe UI"/>
+          <w:kern w:val="0"/>
+          <w:sz w:val="21"/>
+          <w:szCs w:val="21"/>
+          <w:lang w:eastAsia="en-IN"/>
+          <w14:ligatures w14:val="none"/>
+        </w:rPr>
+        <w:br/>
+      </w:r>
+      <w:r>
+        <w:rPr>
+          <w:rFonts w:ascii="Segoe UI" w:eastAsia="Times New Roman" w:hAnsi="Segoe UI" w:cs="Segoe UI"/>
+          <w:kern w:val="0"/>
+          <w:sz w:val="21"/>
+          <w:szCs w:val="21"/>
+          <w:lang w:eastAsia="en-IN"/>
+          <w14:ligatures w14:val="none"/>
+        </w:rPr>
+        <w:br/>
+      </w:r>
+      <w:hyperlink r:id="rId8" w:history="1">
+        <w:proofErr w:type="spellStart"/>
+        <w:r>
+          <w:rPr>
+            <w:rFonts w:ascii="Segoe UI" w:eastAsia="Times New Roman" w:hAnsi="Segoe UI" w:cs="Segoe UI"/>
+            <w:b/>
+            <w:bCs/>
+            <w:color w:val="0A66C2"/>
+            <w:kern w:val="0"/>
+            <w:sz w:val="21"/>
+            <w:szCs w:val="21"/>
+            <w:u w:val="single"/>
+            <w:bdr w:val="none" w:sz="0" w:space="0" w:color="auto" w:frame="1"/>
+            <w:lang w:eastAsia="en-IN"/>
+            <w14:ligatures w14:val="none"/>
+          </w:rPr>
+          <w:t>hashtag#SQL</w:t>
+        </w:r>
+        <w:proofErr w:type="spellEnd"/>
+      </w:hyperlink>
+      <w:r>
+        <w:rPr>
+          <w:rFonts w:ascii="Segoe UI" w:eastAsia="Times New Roman" w:hAnsi="Segoe UI" w:cs="Segoe UI"/>
+          <w:kern w:val="0"/>
+          <w:sz w:val="21"/>
+          <w:szCs w:val="21"/>
+          <w:lang w:eastAsia="en-IN"/>
+          <w14:ligatures w14:val="none"/>
+        </w:rPr>
+        <w:t xml:space="preserve"> </w:t>
+      </w:r>
+      <w:hyperlink r:id="rId9" w:history="1">
+        <w:proofErr w:type="spellStart"/>
+        <w:r>
+          <w:rPr>
+            <w:rFonts w:ascii="Segoe UI" w:eastAsia="Times New Roman" w:hAnsi="Segoe UI" w:cs="Segoe UI"/>
+            <w:b/>
+            <w:bCs/>
+            <w:color w:val="0A66C2"/>
+            <w:kern w:val="0"/>
+            <w:sz w:val="21"/>
+            <w:szCs w:val="21"/>
+            <w:u w:val="single"/>
+            <w:bdr w:val="none" w:sz="0" w:space="0" w:color="auto" w:frame="1"/>
+            <w:lang w:eastAsia="en-IN"/>
+            <w14:ligatures w14:val="none"/>
+          </w:rPr>
+          <w:t>hashtag#SQLWindowFunctions</w:t>
+        </w:r>
+        <w:proofErr w:type="spellEnd"/>
+      </w:hyperlink>
+      <w:r>
+        <w:rPr>
+          <w:rFonts w:ascii="Segoe UI" w:eastAsia="Times New Roman" w:hAnsi="Segoe UI" w:cs="Segoe UI"/>
+          <w:kern w:val="0"/>
+          <w:sz w:val="21"/>
+          <w:szCs w:val="21"/>
+          <w:lang w:eastAsia="en-IN"/>
+          <w14:ligatures w14:val="none"/>
+        </w:rPr>
+        <w:t xml:space="preserve"> </w:t>
+      </w:r>
+      <w:hyperlink r:id="rId10" w:history="1">
+        <w:proofErr w:type="spellStart"/>
+        <w:r>
+          <w:rPr>
+            <w:rFonts w:ascii="Segoe UI" w:eastAsia="Times New Roman" w:hAnsi="Segoe UI" w:cs="Segoe UI"/>
+            <w:b/>
+            <w:bCs/>
+            <w:color w:val="0A66C2"/>
+            <w:kern w:val="0"/>
+            <w:sz w:val="21"/>
+            <w:szCs w:val="21"/>
+            <w:u w:val="single"/>
+            <w:bdr w:val="none" w:sz="0" w:space="0" w:color="auto" w:frame="1"/>
+            <w:lang w:eastAsia="en-IN"/>
+            <w14:ligatures w14:val="none"/>
+          </w:rPr>
+          <w:t>hashtag#DataEngineering</w:t>
+        </w:r>
+        <w:proofErr w:type="spellEnd"/>
+      </w:hyperlink>
+      <w:r>
+        <w:rPr>
+          <w:rFonts w:ascii="Segoe UI" w:eastAsia="Times New Roman" w:hAnsi="Segoe UI" w:cs="Segoe UI"/>
+          <w:kern w:val="0"/>
+          <w:sz w:val="21"/>
+          <w:szCs w:val="21"/>
+          <w:lang w:eastAsia="en-IN"/>
+          <w14:ligatures w14:val="none"/>
+        </w:rPr>
+        <w:t xml:space="preserve"> </w:t>
+      </w:r>
+      <w:hyperlink r:id="rId11" w:history="1">
+        <w:proofErr w:type="spellStart"/>
+        <w:r>
+          <w:rPr>
+            <w:rFonts w:ascii="Segoe UI" w:eastAsia="Times New Roman" w:hAnsi="Segoe UI" w:cs="Segoe UI"/>
+            <w:b/>
+            <w:bCs/>
+            <w:color w:val="0A66C2"/>
+            <w:kern w:val="0"/>
+            <w:sz w:val="21"/>
+            <w:szCs w:val="21"/>
+            <w:u w:val="single"/>
+            <w:bdr w:val="none" w:sz="0" w:space="0" w:color="auto" w:frame="1"/>
+            <w:lang w:eastAsia="en-IN"/>
+            <w14:ligatures w14:val="none"/>
+          </w:rPr>
+          <w:t>hashtag#DataEngineer</w:t>
+        </w:r>
+        <w:proofErr w:type="spellEnd"/>
+      </w:hyperlink>
+      <w:r>
+        <w:rPr>
+          <w:rFonts w:ascii="Segoe UI" w:eastAsia="Times New Roman" w:hAnsi="Segoe UI" w:cs="Segoe UI"/>
+          <w:kern w:val="0"/>
+          <w:sz w:val="21"/>
+          <w:szCs w:val="21"/>
+          <w:lang w:eastAsia="en-IN"/>
+          <w14:ligatures w14:val="none"/>
+        </w:rPr>
+        <w:t xml:space="preserve"> </w:t>
+      </w:r>
+      <w:hyperlink r:id="rId12" w:history="1">
+        <w:proofErr w:type="spellStart"/>
+        <w:r>
+          <w:rPr>
+            <w:rFonts w:ascii="Segoe UI" w:eastAsia="Times New Roman" w:hAnsi="Segoe UI" w:cs="Segoe UI"/>
+            <w:b/>
+            <w:bCs/>
+            <w:color w:val="0A66C2"/>
+            <w:kern w:val="0"/>
+            <w:sz w:val="21"/>
+            <w:szCs w:val="21"/>
+            <w:u w:val="single"/>
+            <w:bdr w:val="none" w:sz="0" w:space="0" w:color="auto" w:frame="1"/>
+            <w:lang w:eastAsia="en-IN"/>
+            <w14:ligatures w14:val="none"/>
+          </w:rPr>
+          <w:t>hashtag#SQLInterview</w:t>
+        </w:r>
+        <w:proofErr w:type="spellEnd"/>
+      </w:hyperlink>
+      <w:r>
+        <w:rPr>
+          <w:rFonts w:ascii="Segoe UI" w:eastAsia="Times New Roman" w:hAnsi="Segoe UI" w:cs="Segoe UI"/>
+          <w:kern w:val="0"/>
+          <w:sz w:val="21"/>
+          <w:szCs w:val="21"/>
+          <w:lang w:eastAsia="en-IN"/>
+          <w14:ligatures w14:val="none"/>
+        </w:rPr>
+        <w:t xml:space="preserve"> </w:t>
+      </w:r>
+      <w:hyperlink r:id="rId13" w:history="1">
+        <w:proofErr w:type="spellStart"/>
+        <w:r>
+          <w:rPr>
+            <w:rFonts w:ascii="Segoe UI" w:eastAsia="Times New Roman" w:hAnsi="Segoe UI" w:cs="Segoe UI"/>
+            <w:b/>
+            <w:bCs/>
+            <w:color w:val="0A66C2"/>
+            <w:kern w:val="0"/>
+            <w:sz w:val="21"/>
+            <w:szCs w:val="21"/>
+            <w:u w:val="single"/>
+            <w:bdr w:val="none" w:sz="0" w:space="0" w:color="auto" w:frame="1"/>
+            <w:lang w:eastAsia="en-IN"/>
+            <w14:ligatures w14:val="none"/>
+          </w:rPr>
+          <w:t>hashtag#SQLPractice</w:t>
+        </w:r>
+        <w:proofErr w:type="spellEnd"/>
+      </w:hyperlink>
+      <w:r>
+        <w:rPr>
+          <w:rFonts w:ascii="Segoe UI" w:eastAsia="Times New Roman" w:hAnsi="Segoe UI" w:cs="Segoe UI"/>
+          <w:kern w:val="0"/>
+          <w:sz w:val="21"/>
+          <w:szCs w:val="21"/>
+          <w:lang w:eastAsia="en-IN"/>
+          <w14:ligatures w14:val="none"/>
+        </w:rPr>
+        <w:t xml:space="preserve"> </w:t>
+      </w:r>
+      <w:hyperlink r:id="rId14" w:history="1">
+        <w:proofErr w:type="spellStart"/>
+        <w:r>
+          <w:rPr>
+            <w:rFonts w:ascii="Segoe UI" w:eastAsia="Times New Roman" w:hAnsi="Segoe UI" w:cs="Segoe UI"/>
+            <w:b/>
+            <w:bCs/>
+            <w:color w:val="0A66C2"/>
+            <w:kern w:val="0"/>
+            <w:sz w:val="21"/>
+            <w:szCs w:val="21"/>
+            <w:u w:val="single"/>
+            <w:bdr w:val="none" w:sz="0" w:space="0" w:color="auto" w:frame="1"/>
+            <w:lang w:eastAsia="en-IN"/>
+            <w14:ligatures w14:val="none"/>
+          </w:rPr>
+          <w:t>hashtag#WindowFunctions</w:t>
+        </w:r>
+        <w:proofErr w:type="spellEnd"/>
+      </w:hyperlink>
+      <w:r>
+        <w:rPr>
+          <w:rFonts w:ascii="Segoe UI" w:eastAsia="Times New Roman" w:hAnsi="Segoe UI" w:cs="Segoe UI"/>
+          <w:kern w:val="0"/>
+          <w:sz w:val="21"/>
+          <w:szCs w:val="21"/>
+          <w:lang w:eastAsia="en-IN"/>
+          <w14:ligatures w14:val="none"/>
+        </w:rPr>
+        <w:t xml:space="preserve"> </w:t>
+      </w:r>
+      <w:hyperlink r:id="rId15" w:history="1">
+        <w:proofErr w:type="spellStart"/>
+        <w:r>
+          <w:rPr>
+            <w:rFonts w:ascii="Segoe UI" w:eastAsia="Times New Roman" w:hAnsi="Segoe UI" w:cs="Segoe UI"/>
+            <w:b/>
+            <w:bCs/>
+            <w:color w:val="0A66C2"/>
+            <w:kern w:val="0"/>
+            <w:sz w:val="21"/>
+            <w:szCs w:val="21"/>
+            <w:u w:val="single"/>
+            <w:bdr w:val="none" w:sz="0" w:space="0" w:color="auto" w:frame="1"/>
+            <w:lang w:eastAsia="en-IN"/>
+            <w14:ligatures w14:val="none"/>
+          </w:rPr>
+          <w:t>hashtag#ROWNUMBER</w:t>
+        </w:r>
+        <w:proofErr w:type="spellEnd"/>
+      </w:hyperlink>
+      <w:r>
+        <w:rPr>
+          <w:rFonts w:ascii="Segoe UI" w:eastAsia="Times New Roman" w:hAnsi="Segoe UI" w:cs="Segoe UI"/>
+          <w:kern w:val="0"/>
+          <w:sz w:val="21"/>
+          <w:szCs w:val="21"/>
+          <w:lang w:eastAsia="en-IN"/>
+          <w14:ligatures w14:val="none"/>
+        </w:rPr>
+        <w:t xml:space="preserve"> </w:t>
+      </w:r>
+      <w:hyperlink r:id="rId16" w:history="1">
+        <w:proofErr w:type="spellStart"/>
+        <w:r>
+          <w:rPr>
+            <w:rFonts w:ascii="Segoe UI" w:eastAsia="Times New Roman" w:hAnsi="Segoe UI" w:cs="Segoe UI"/>
+            <w:b/>
+            <w:bCs/>
+            <w:color w:val="0A66C2"/>
+            <w:kern w:val="0"/>
+            <w:sz w:val="21"/>
+            <w:szCs w:val="21"/>
+            <w:u w:val="single"/>
+            <w:bdr w:val="none" w:sz="0" w:space="0" w:color="auto" w:frame="1"/>
+            <w:lang w:eastAsia="en-IN"/>
+            <w14:ligatures w14:val="none"/>
+          </w:rPr>
+          <w:t>hashtag#RANK</w:t>
+        </w:r>
+        <w:proofErr w:type="spellEnd"/>
+      </w:hyperlink>
+      <w:r>
+        <w:rPr>
+          <w:rFonts w:ascii="Segoe UI" w:eastAsia="Times New Roman" w:hAnsi="Segoe UI" w:cs="Segoe UI"/>
+          <w:kern w:val="0"/>
+          <w:sz w:val="21"/>
+          <w:szCs w:val="21"/>
+          <w:lang w:eastAsia="en-IN"/>
+          <w14:ligatures w14:val="none"/>
+        </w:rPr>
+        <w:t xml:space="preserve"> </w:t>
+      </w:r>
+      <w:hyperlink r:id="rId17" w:history="1">
+        <w:proofErr w:type="spellStart"/>
+        <w:r>
+          <w:rPr>
+            <w:rFonts w:ascii="Segoe UI" w:eastAsia="Times New Roman" w:hAnsi="Segoe UI" w:cs="Segoe UI"/>
+            <w:b/>
+            <w:bCs/>
+            <w:color w:val="0A66C2"/>
+            <w:kern w:val="0"/>
+            <w:sz w:val="21"/>
+            <w:szCs w:val="21"/>
+            <w:u w:val="single"/>
+            <w:bdr w:val="none" w:sz="0" w:space="0" w:color="auto" w:frame="1"/>
+            <w:lang w:eastAsia="en-IN"/>
+            <w14:ligatures w14:val="none"/>
+          </w:rPr>
+          <w:t>hashtag#DENSERANK</w:t>
+        </w:r>
+        <w:proofErr w:type="spellEnd"/>
+      </w:hyperlink>
+      <w:r>
+        <w:rPr>
+          <w:rFonts w:ascii="Segoe UI" w:eastAsia="Times New Roman" w:hAnsi="Segoe UI" w:cs="Segoe UI"/>
+          <w:kern w:val="0"/>
+          <w:sz w:val="21"/>
+          <w:szCs w:val="21"/>
+          <w:lang w:eastAsia="en-IN"/>
+          <w14:ligatures w14:val="none"/>
+        </w:rPr>
+        <w:t xml:space="preserve"> </w:t>
+      </w:r>
+      <w:hyperlink r:id="rId18" w:history="1">
+        <w:proofErr w:type="spellStart"/>
+        <w:r>
+          <w:rPr>
+            <w:rFonts w:ascii="Segoe UI" w:eastAsia="Times New Roman" w:hAnsi="Segoe UI" w:cs="Segoe UI"/>
+            <w:b/>
+            <w:bCs/>
+            <w:color w:val="0A66C2"/>
+            <w:kern w:val="0"/>
+            <w:sz w:val="21"/>
+            <w:szCs w:val="21"/>
+            <w:u w:val="single"/>
+            <w:bdr w:val="none" w:sz="0" w:space="0" w:color="auto" w:frame="1"/>
+            <w:lang w:eastAsia="en-IN"/>
+            <w14:ligatures w14:val="none"/>
+          </w:rPr>
+          <w:t>hashtag#LAG</w:t>
+        </w:r>
+        <w:proofErr w:type="spellEnd"/>
+      </w:hyperlink>
+      <w:r>
+        <w:rPr>
+          <w:rFonts w:ascii="Segoe UI" w:eastAsia="Times New Roman" w:hAnsi="Segoe UI" w:cs="Segoe UI"/>
+          <w:kern w:val="0"/>
+          <w:sz w:val="21"/>
+          <w:szCs w:val="21"/>
+          <w:lang w:eastAsia="en-IN"/>
+          <w14:ligatures w14:val="none"/>
+        </w:rPr>
+        <w:t xml:space="preserve"> </w:t>
+      </w:r>
+      <w:hyperlink r:id="rId19" w:history="1">
+        <w:proofErr w:type="spellStart"/>
+        <w:r>
+          <w:rPr>
+            <w:rFonts w:ascii="Segoe UI" w:eastAsia="Times New Roman" w:hAnsi="Segoe UI" w:cs="Segoe UI"/>
+            <w:b/>
+            <w:bCs/>
+            <w:color w:val="0A66C2"/>
+            <w:kern w:val="0"/>
+            <w:sz w:val="21"/>
+            <w:szCs w:val="21"/>
+            <w:u w:val="single"/>
+            <w:bdr w:val="none" w:sz="0" w:space="0" w:color="auto" w:frame="1"/>
+            <w:lang w:eastAsia="en-IN"/>
+            <w14:ligatures w14:val="none"/>
+          </w:rPr>
+          <w:t>hashtag#LEAD</w:t>
+        </w:r>
+        <w:proofErr w:type="spellEnd"/>
+      </w:hyperlink>
+      <w:r>
+        <w:rPr>
+          <w:rFonts w:ascii="Segoe UI" w:eastAsia="Times New Roman" w:hAnsi="Segoe UI" w:cs="Segoe UI"/>
+          <w:kern w:val="0"/>
+          <w:sz w:val="21"/>
+          <w:szCs w:val="21"/>
+          <w:lang w:eastAsia="en-IN"/>
+          <w14:ligatures w14:val="none"/>
+        </w:rPr>
+        <w:t xml:space="preserve"> </w:t>
+      </w:r>
+      <w:hyperlink r:id="rId20" w:history="1">
+        <w:proofErr w:type="spellStart"/>
+        <w:r>
+          <w:rPr>
+            <w:rFonts w:ascii="Segoe UI" w:eastAsia="Times New Roman" w:hAnsi="Segoe UI" w:cs="Segoe UI"/>
+            <w:b/>
+            <w:bCs/>
+            <w:color w:val="0A66C2"/>
+            <w:kern w:val="0"/>
+            <w:sz w:val="21"/>
+            <w:szCs w:val="21"/>
+            <w:u w:val="single"/>
+            <w:bdr w:val="none" w:sz="0" w:space="0" w:color="auto" w:frame="1"/>
+            <w:lang w:eastAsia="en-IN"/>
+            <w14:ligatures w14:val="none"/>
+          </w:rPr>
+          <w:t>hashtag#Analytics</w:t>
+        </w:r>
+        <w:proofErr w:type="spellEnd"/>
+      </w:hyperlink>
+      <w:r>
+        <w:rPr>
+          <w:rFonts w:ascii="Segoe UI" w:eastAsia="Times New Roman" w:hAnsi="Segoe UI" w:cs="Segoe UI"/>
+          <w:kern w:val="0"/>
+          <w:sz w:val="21"/>
+          <w:szCs w:val="21"/>
+          <w:lang w:eastAsia="en-IN"/>
+          <w14:ligatures w14:val="none"/>
+        </w:rPr>
+        <w:t xml:space="preserve"> </w:t>
+      </w:r>
+      <w:hyperlink r:id="rId21" w:history="1">
+        <w:proofErr w:type="spellStart"/>
+        <w:r>
+          <w:rPr>
+            <w:rFonts w:ascii="Segoe UI" w:eastAsia="Times New Roman" w:hAnsi="Segoe UI" w:cs="Segoe UI"/>
+            <w:b/>
+            <w:bCs/>
+            <w:color w:val="0A66C2"/>
+            <w:kern w:val="0"/>
+            <w:sz w:val="21"/>
+            <w:szCs w:val="21"/>
+            <w:u w:val="single"/>
+            <w:bdr w:val="none" w:sz="0" w:space="0" w:color="auto" w:frame="1"/>
+            <w:lang w:eastAsia="en-IN"/>
+            <w14:ligatures w14:val="none"/>
+          </w:rPr>
+          <w:t>hashtag#BigData</w:t>
+        </w:r>
+        <w:proofErr w:type="spellEnd"/>
+      </w:hyperlink>
+      <w:r>
+        <w:rPr>
+          <w:rFonts w:ascii="Segoe UI" w:eastAsia="Times New Roman" w:hAnsi="Segoe UI" w:cs="Segoe UI"/>
+          <w:kern w:val="0"/>
+          <w:sz w:val="21"/>
+          <w:szCs w:val="21"/>
+          <w:lang w:eastAsia="en-IN"/>
+          <w14:ligatures w14:val="none"/>
+        </w:rPr>
+        <w:t xml:space="preserve"> </w:t>
+      </w:r>
+      <w:hyperlink r:id="rId22" w:history="1">
+        <w:proofErr w:type="spellStart"/>
+        <w:r>
+          <w:rPr>
+            <w:rFonts w:ascii="Segoe UI" w:eastAsia="Times New Roman" w:hAnsi="Segoe UI" w:cs="Segoe UI"/>
+            <w:b/>
+            <w:bCs/>
+            <w:color w:val="0A66C2"/>
+            <w:kern w:val="0"/>
+            <w:sz w:val="21"/>
+            <w:szCs w:val="21"/>
+            <w:u w:val="single"/>
+            <w:bdr w:val="none" w:sz="0" w:space="0" w:color="auto" w:frame="1"/>
+            <w:lang w:eastAsia="en-IN"/>
+            <w14:ligatures w14:val="none"/>
+          </w:rPr>
+          <w:t>hashtag#Databricks</w:t>
+        </w:r>
+        <w:proofErr w:type="spellEnd"/>
+      </w:hyperlink>
+      <w:r>
+        <w:rPr>
+          <w:rFonts w:ascii="Segoe UI" w:eastAsia="Times New Roman" w:hAnsi="Segoe UI" w:cs="Segoe UI"/>
+          <w:kern w:val="0"/>
+          <w:sz w:val="21"/>
+          <w:szCs w:val="21"/>
+          <w:lang w:eastAsia="en-IN"/>
+          <w14:ligatures w14:val="none"/>
+        </w:rPr>
+        <w:t xml:space="preserve"> </w:t>
+      </w:r>
+      <w:hyperlink r:id="rId23" w:history="1">
+        <w:proofErr w:type="spellStart"/>
+        <w:r>
+          <w:rPr>
+            <w:rFonts w:ascii="Segoe UI" w:eastAsia="Times New Roman" w:hAnsi="Segoe UI" w:cs="Segoe UI"/>
+            <w:b/>
+            <w:bCs/>
+            <w:color w:val="0A66C2"/>
+            <w:kern w:val="0"/>
+            <w:sz w:val="21"/>
+            <w:szCs w:val="21"/>
+            <w:u w:val="single"/>
+            <w:bdr w:val="none" w:sz="0" w:space="0" w:color="auto" w:frame="1"/>
+            <w:lang w:eastAsia="en-IN"/>
+            <w14:ligatures w14:val="none"/>
+          </w:rPr>
+          <w:t>hashtag#PySpark</w:t>
+        </w:r>
+        <w:proofErr w:type="spellEnd"/>
+      </w:hyperlink>
+      <w:r>
+        <w:rPr>
+          <w:rFonts w:ascii="Segoe UI" w:eastAsia="Times New Roman" w:hAnsi="Segoe UI" w:cs="Segoe UI"/>
+          <w:kern w:val="0"/>
+          <w:sz w:val="21"/>
+          <w:szCs w:val="21"/>
+          <w:lang w:eastAsia="en-IN"/>
+          <w14:ligatures w14:val="none"/>
+        </w:rPr>
+        <w:t xml:space="preserve"> </w:t>
+      </w:r>
+      <w:hyperlink r:id="rId24" w:history="1">
+        <w:proofErr w:type="spellStart"/>
+        <w:r>
+          <w:rPr>
+            <w:rFonts w:ascii="Segoe UI" w:eastAsia="Times New Roman" w:hAnsi="Segoe UI" w:cs="Segoe UI"/>
+            <w:b/>
+            <w:bCs/>
+            <w:color w:val="0A66C2"/>
+            <w:kern w:val="0"/>
+            <w:sz w:val="21"/>
+            <w:szCs w:val="21"/>
+            <w:u w:val="single"/>
+            <w:bdr w:val="none" w:sz="0" w:space="0" w:color="auto" w:frame="1"/>
+            <w:lang w:eastAsia="en-IN"/>
+            <w14:ligatures w14:val="none"/>
+          </w:rPr>
+          <w:t>hashtag#Spark</w:t>
+        </w:r>
+        <w:proofErr w:type="spellEnd"/>
+      </w:hyperlink>
+      <w:r>
+        <w:rPr>
+          <w:rFonts w:ascii="Segoe UI" w:eastAsia="Times New Roman" w:hAnsi="Segoe UI" w:cs="Segoe UI"/>
+          <w:kern w:val="0"/>
+          <w:sz w:val="21"/>
+          <w:szCs w:val="21"/>
+          <w:lang w:eastAsia="en-IN"/>
+          <w14:ligatures w14:val="none"/>
+        </w:rPr>
+        <w:t xml:space="preserve"> </w:t>
+      </w:r>
+      <w:hyperlink r:id="rId25" w:history="1">
+        <w:proofErr w:type="spellStart"/>
+        <w:r>
+          <w:rPr>
+            <w:rFonts w:ascii="Segoe UI" w:eastAsia="Times New Roman" w:hAnsi="Segoe UI" w:cs="Segoe UI"/>
+            <w:b/>
+            <w:bCs/>
+            <w:color w:val="0A66C2"/>
+            <w:kern w:val="0"/>
+            <w:sz w:val="21"/>
+            <w:szCs w:val="21"/>
+            <w:u w:val="single"/>
+            <w:bdr w:val="none" w:sz="0" w:space="0" w:color="auto" w:frame="1"/>
+            <w:lang w:eastAsia="en-IN"/>
+            <w14:ligatures w14:val="none"/>
+          </w:rPr>
+          <w:t>hashtag#Database</w:t>
+        </w:r>
+        <w:proofErr w:type="spellEnd"/>
+      </w:hyperlink>
+      <w:r>
+        <w:rPr>
+          <w:rFonts w:ascii="Segoe UI" w:eastAsia="Times New Roman" w:hAnsi="Segoe UI" w:cs="Segoe UI"/>
+          <w:kern w:val="0"/>
+          <w:sz w:val="21"/>
+          <w:szCs w:val="21"/>
+          <w:lang w:eastAsia="en-IN"/>
+          <w14:ligatures w14:val="none"/>
+        </w:rPr>
+        <w:t xml:space="preserve"> </w:t>
+      </w:r>
+      <w:hyperlink r:id="rId26" w:history="1">
+        <w:proofErr w:type="spellStart"/>
+        <w:r>
+          <w:rPr>
+            <w:rFonts w:ascii="Segoe UI" w:eastAsia="Times New Roman" w:hAnsi="Segoe UI" w:cs="Segoe UI"/>
+            <w:b/>
+            <w:bCs/>
+            <w:color w:val="0A66C2"/>
+            <w:kern w:val="0"/>
+            <w:sz w:val="21"/>
+            <w:szCs w:val="21"/>
+            <w:u w:val="single"/>
+            <w:bdr w:val="none" w:sz="0" w:space="0" w:color="auto" w:frame="1"/>
+            <w:lang w:eastAsia="en-IN"/>
+            <w14:ligatures w14:val="none"/>
+          </w:rPr>
+          <w:t>hashtag#LearnSQL</w:t>
+        </w:r>
+        <w:proofErr w:type="spellEnd"/>
+      </w:hyperlink>
+      <w:r>
+        <w:rPr>
+          <w:rFonts w:ascii="Segoe UI" w:eastAsia="Times New Roman" w:hAnsi="Segoe UI" w:cs="Segoe UI"/>
+          <w:kern w:val="0"/>
+          <w:sz w:val="21"/>
+          <w:szCs w:val="21"/>
+          <w:lang w:eastAsia="en-IN"/>
+          <w14:ligatures w14:val="none"/>
+        </w:rPr>
+        <w:t xml:space="preserve"> </w:t>
+      </w:r>
+      <w:hyperlink r:id="rId27" w:history="1">
+        <w:proofErr w:type="spellStart"/>
+        <w:r>
+          <w:rPr>
+            <w:rFonts w:ascii="Segoe UI" w:eastAsia="Times New Roman" w:hAnsi="Segoe UI" w:cs="Segoe UI"/>
+            <w:b/>
+            <w:bCs/>
+            <w:color w:val="0A66C2"/>
+            <w:kern w:val="0"/>
+            <w:sz w:val="21"/>
+            <w:szCs w:val="21"/>
+            <w:u w:val="single"/>
+            <w:bdr w:val="none" w:sz="0" w:space="0" w:color="auto" w:frame="1"/>
+            <w:lang w:eastAsia="en-IN"/>
+            <w14:ligatures w14:val="none"/>
+          </w:rPr>
+          <w:t>hashtag#InterviewPreparation</w:t>
+        </w:r>
+        <w:proofErr w:type="spellEnd"/>
+      </w:hyperlink>
+    </w:p>
+    <w:p>
+      <w:pPr>
+        <w:spacing w:after="0" w:line="240" w:lineRule="auto"/>
+        <w:textAlignment w:val="baseline"/>
+        <w:rPr>
+          <w:rFonts w:ascii="Segoe UI" w:eastAsia="Times New Roman" w:hAnsi="Segoe UI" w:cs="Segoe UI"/>
+          <w:kern w:val="0"/>
+          <w:lang w:eastAsia="en-IN"/>
+          <w14:ligatures w14:val="none"/>
+        </w:rPr>
+      </w:pPr>
+      <w:r>
+        <w:rPr>
+          <w:rFonts w:ascii="Segoe UI" w:eastAsia="Times New Roman" w:hAnsi="Segoe UI" w:cs="Segoe UI"/>
+          <w:kern w:val="0"/>
+          <w:sz w:val="20"/>
+          <w:szCs w:val="20"/>
+          <w:bdr w:val="none" w:sz="0" w:space="0" w:color="auto" w:frame="1"/>
+          <w:lang w:eastAsia="en-IN"/>
+          <w14:ligatures w14:val="none"/>
+        </w:rPr>
+        <w:t>Activate to view larger image,</w:t>
+      </w:r>
+    </w:p>
+    <w:p>
+      <w:pPr>
+        <w:spacing w:after="0" w:line="240" w:lineRule="auto"/>
+        <w:textAlignment w:val="baseline"/>
+        <w:rPr>
+          <w:rFonts w:ascii="Segoe UI" w:eastAsia="Times New Roman" w:hAnsi="Segoe UI" w:cs="Segoe UI"/>
+          <w:kern w:val="0"/>
+          <w:sz w:val="20"/>
+          <w:szCs w:val="20"/>
+          <w:lang w:eastAsia="en-IN"/>
+          <w14:ligatures w14:val="none"/>
+        </w:rPr>
+      </w:pPr>
+      <w:r>
+        <w:rPr>
+          <w:rFonts w:ascii="Segoe UI" w:eastAsia="Times New Roman" w:hAnsi="Segoe UI" w:cs="Segoe UI"/>
+          <w:noProof/>
+          <w:kern w:val="0"/>
+          <w:sz w:val="20"/>
+          <w:szCs w:val="20"/>
+          <w:lang w:eastAsia="en-IN"/>
+          <w14:ligatures w14:val="none"/>
+        </w:rPr>
+        <w:lastRenderedPageBreak/>
+        <w:drawing>
+          <wp:inline distT="0" distB="0" distL="0" distR="0" wp14:anchorId="378523CF" wp14:editId="5F04B7E9">
+            <wp:extent cx="5711825" cy="7143115"/>
+            <wp:effectExtent l="0" t="0" r="3175" b="635"/>
+            <wp:docPr id="1701025816" name="Picture 1" descr="table"/>
+            <wp:cNvGraphicFramePr>
+              <a:graphicFrameLocks xmlns:a="http://schemas.openxmlformats.org/drawingml/2006/main" noChangeAspect="1"/>
+            </wp:cNvGraphicFramePr>
+            <a:graphic xmlns:a="http://schemas.openxmlformats.org/drawingml/2006/main">
+              <a:graphicData uri="http://schemas.openxmlformats.org/drawingml/2006/picture">
+                <pic:pic xmlns:pic="http://schemas.openxmlformats.org/drawingml/2006/picture">
+                  <pic:nvPicPr>
+                    <pic:cNvPr id="0" name="ember55" descr="table"/>
+                    <pic:cNvPicPr>
+                      <a:picLocks noChangeAspect="1" noChangeArrowheads="1"/>
+                    </pic:cNvPicPr>
+                  </pic:nvPicPr>
+                  <pic:blipFill>
+                    <a:blip r:embed="rId28">
+                      <a:extLst>
+                        <a:ext uri="{28A0092B-C50C-407E-A947-70E740481C1C}">
+                          <a14:useLocalDpi xmlns:a14="http://schemas.microsoft.com/office/drawing/2010/main" val="0"/>
+                        </a:ext>
+                      </a:extLst>
+                    </a:blip>
+                    <a:srcRect/>
+                    <a:stretch>
+                      <a:fillRect/>
+                    </a:stretch>
+                  </pic:blipFill>
+                  <pic:spPr bwMode="auto">
+                    <a:xfrm>
+                      <a:off x="0" y="0"/>
+                      <a:ext cx="5711825" cy="7143115"/>
+                    </a:xfrm>
+                    <a:prstGeom prst="rect">
+                      <a:avLst/>
+                    </a:prstGeom>
+                    <a:noFill/>
+                    <a:ln>
+                      <a:noFill/>
+                    </a:ln>
+                  </pic:spPr>
+                </pic:pic>
+              </a:graphicData>
+            </a:graphic>
+          </wp:inline>
+        </w:drawing>
       </w:r>
     </w:p>
     <w:p/>
@@ -16600,7 +18747,7 @@
 </file>
 
 <file path=word/numbering.xml><?xml version="1.0" encoding="utf-8"?>
-<w:numbering xmlns:wpc="http://schemas.microsoft.com/office/word/2010/wordprocessingCanvas" xmlns:cx="http://schemas.microsoft.com/office/drawing/2014/chartex" xmlns:cx1="http://schemas.microsoft.com/office/drawing/2015/9/8/chartex" xmlns:cx2="http://schemas.microsoft.com/office/drawing/2015/10/21/chartex" xmlns:cx3="http://schemas.microsoft.com/office/drawing/2016/5/9/chartex" xmlns:cx4="http://schemas.microsoft.com/office/drawing/2016/5/10/chartex" xmlns:cx5="http://schemas.microsoft.com/office/drawing/2016/5/11/chartex" xmlns:cx6="http://schemas.microsoft.com/office/drawing/2016/5/12/chartex" xmlns:cx7="http://schemas.microsoft.com/office/drawing/2016/5/13/chartex" xmlns:cx8="http://schemas.microsoft.com/office/drawing/2016/5/14/chartex" xmlns:mc="http://schemas.openxmlformats.org/markup-compatibility/2006" xmlns:aink="http://schemas.microsoft.com/office/drawing/2016/ink" xmlns:am3d="http://schemas.microsoft.com/office/drawing/2017/model3d" xmlns:o="urn:schemas-microsoft-com:office:office" xmlns:oel="http://schemas.microsoft.com/office/2019/extlst" xmlns:r="http://schemas.openxmlformats.org/officeDocument/2006/relationships" xmlns:m="http://schemas.openxmlformats.org/officeDocument/2006/math" xmlns:v="urn:schemas-microsoft-com:vml" xmlns:wp14="http://schemas.microsoft.com/office/word/2010/wordprocessingDrawing" xmlns:wp="http://schemas.openxmlformats.org/drawingml/2006/wordprocessingDrawing" xmlns:w10="urn:schemas-microsoft-com:office:word" xmlns:w="http://schemas.openxmlformats.org/wordprocessingml/2006/main" xmlns:w14="http://schemas.microsoft.com/office/word/2010/wordml" xmlns:w15="http://schemas.microsoft.com/office/word/2012/wordml" xmlns:w16cex="http://schemas.microsoft.com/office/word/2018/wordml/cex" xmlns:w16cid="http://schemas.microsoft.com/office/word/2016/wordml/cid" xmlns:w16="http://schemas.microsoft.com/office/word/2018/wordml" xmlns:w16du="http://schemas.microsoft.com/office/word/2023/wordml/word16du" xmlns:w16sdtdh="http://schemas.microsoft.com/office/word/2020/wordml/sdtdatahash" xmlns:w16sdtfl="http://schemas.microsoft.com/office/word/2024/wordml/sdtformatlock" xmlns:w16se="http://schemas.microsoft.com/office/word/2015/wordml/symex" xmlns:wpg="http://schemas.microsoft.com/office/word/2010/wordprocessingGroup" xmlns:wpi="http://schemas.microsoft.com/office/word/2010/wordprocessingInk" xmlns:wne="http://schemas.microsoft.com/office/word/2006/wordml" xmlns:wps="http://schemas.microsoft.com/office/word/2010/wordprocessingShape" mc:Ignorable="w14 w15 w16se w16cid w16 w16cex w16sdtdh w16sdtfl w16du wp14">
+<w:numbering xmlns:wpc="http://schemas.microsoft.com/office/word/2010/wordprocessingCanvas" xmlns:cx="http://schemas.microsoft.com/office/drawing/2014/chartex" xmlns:cx1="http://schemas.microsoft.com/office/drawing/2015/9/8/chartex" xmlns:cx2="http://schemas.microsoft.com/office/drawing/2015/10/21/chartex" xmlns:cx3="http://schemas.microsoft.com/office/drawing/2016/5/9/chartex" xmlns:cx4="http://schemas.microsoft.com/office/drawing/2016/5/10/chartex" xmlns:cx5="http://schemas.microsoft.com/office/drawing/2016/5/11/chartex" xmlns:cx6="http://schemas.microsoft.com/office/drawing/2016/5/12/chartex" xmlns:cx7="http://schemas.microsoft.com/office/drawing/2016/5/13/chartex" xmlns:cx8="http://schemas.microsoft.com/office/drawing/2016/5/14/chartex" xmlns:mc="http://schemas.openxmlformats.org/markup-compatibility/2006" xmlns:aink="http://schemas.microsoft.com/office/drawing/2016/ink" xmlns:am3d="http://schemas.microsoft.com/office/drawing/2017/model3d" xmlns:o="urn:schemas-microsoft-com:office:office" xmlns:oel="http://schemas.microsoft.com/office/2019/extlst" xmlns:r="http://schemas.openxmlformats.org/officeDocument/2006/relationships" xmlns:m="http://schemas.openxmlformats.org/officeDocument/2006/math" xmlns:v="urn:schemas-microsoft-com:vml" xmlns:wp14="http://schemas.microsoft.com/office/word/2010/wordprocessingDrawing" xmlns:wp="http://schemas.openxmlformats.org/drawingml/2006/wordprocessingDrawing" xmlns:w10="urn:schemas-microsoft-com:office:word" xmlns:w="http://schemas.openxmlformats.org/wordprocessingml/2006/main" xmlns:w14="http://schemas.microsoft.com/office/word/2010/wordml" xmlns:w15="http://schemas.microsoft.com/office/word/2012/wordml" xmlns:w16cex="http://schemas.microsoft.com/office/word/2018/wordml/cex" xmlns:w16cid="http://schemas.microsoft.com/office/word/2016/wordml/cid" xmlns:w16="http://schemas.microsoft.com/office/word/2018/wordml" xmlns:w16du="http://schemas.microsoft.com/office/word/2023/wordml/word16du" xmlns:w16sdtdh="http://schemas.microsoft.com/office/word/2020/wordml/sdtdatahash" xmlns:w16se="http://schemas.microsoft.com/office/word/2015/wordml/symex" xmlns:wpg="http://schemas.microsoft.com/office/word/2010/wordprocessingGroup" xmlns:wpi="http://schemas.microsoft.com/office/word/2010/wordprocessingInk" xmlns:wne="http://schemas.microsoft.com/office/word/2006/wordml" xmlns:wps="http://schemas.microsoft.com/office/word/2010/wordprocessingShape" mc:Ignorable="w14 w15 w16se w16cid w16 w16cex w16sdtdh wp14">
   <w:abstractNum w:abstractNumId="0" w15:restartNumberingAfterBreak="0">
     <w:nsid w:val="032670AD"/>
     <w:multiLevelType w:val="multilevel"/>
@@ -17481,7 +19628,7 @@
 </file>
 
 <file path=word/styles.xml><?xml version="1.0" encoding="utf-8"?>
-<w:styles xmlns:mc="http://schemas.openxmlformats.org/markup-compatibility/2006" xmlns:r="http://schemas.openxmlformats.org/officeDocument/2006/relationships" xmlns:w="http://schemas.openxmlformats.org/wordprocessingml/2006/main" xmlns:w14="http://schemas.microsoft.com/office/word/2010/wordml" xmlns:w15="http://schemas.microsoft.com/office/word/2012/wordml" xmlns:w16cex="http://schemas.microsoft.com/office/word/2018/wordml/cex" xmlns:w16cid="http://schemas.microsoft.com/office/word/2016/wordml/cid" xmlns:w16="http://schemas.microsoft.com/office/word/2018/wordml" xmlns:w16du="http://schemas.microsoft.com/office/word/2023/wordml/word16du" xmlns:w16sdtdh="http://schemas.microsoft.com/office/word/2020/wordml/sdtdatahash" xmlns:w16sdtfl="http://schemas.microsoft.com/office/word/2024/wordml/sdtformatlock" xmlns:w16se="http://schemas.microsoft.com/office/word/2015/wordml/symex" mc:Ignorable="w14 w15 w16se w16cid w16 w16cex w16sdtdh w16sdtfl w16du">
+<w:styles xmlns:mc="http://schemas.openxmlformats.org/markup-compatibility/2006" xmlns:r="http://schemas.openxmlformats.org/officeDocument/2006/relationships" xmlns:w="http://schemas.openxmlformats.org/wordprocessingml/2006/main" xmlns:w14="http://schemas.microsoft.com/office/word/2010/wordml" xmlns:w15="http://schemas.microsoft.com/office/word/2012/wordml" xmlns:w16cex="http://schemas.microsoft.com/office/word/2018/wordml/cex" xmlns:w16cid="http://schemas.microsoft.com/office/word/2016/wordml/cid" xmlns:w16="http://schemas.microsoft.com/office/word/2018/wordml" xmlns:w16sdtdh="http://schemas.microsoft.com/office/word/2020/wordml/sdtdatahash" xmlns:w16se="http://schemas.microsoft.com/office/word/2015/wordml/symex" mc:Ignorable="w14 w15 w16se w16cid w16 w16cex w16sdtdh">
   <w:docDefaults>
     <w:rPrDefault>
       <w:rPr>
@@ -18416,6 +20563,33 @@
       </w:tblBorders>
     </w:tblPr>
   </w:style>
+  <w:style w:type="character" w:customStyle="1" w:styleId="break-words">
+    <w:name w:val="break-words"/>
+    <w:basedOn w:val="DefaultParagraphFont"/>
+    <w:rsid w:val="003F7A99"/>
+  </w:style>
+  <w:style w:type="character" w:customStyle="1" w:styleId="white-space-pre">
+    <w:name w:val="white-space-pre"/>
+    <w:basedOn w:val="DefaultParagraphFont"/>
+    <w:rsid w:val="003F7A99"/>
+  </w:style>
+  <w:style w:type="character" w:styleId="Hyperlink">
+    <w:name w:val="Hyperlink"/>
+    <w:basedOn w:val="DefaultParagraphFont"/>
+    <w:uiPriority w:val="99"/>
+    <w:semiHidden/>
+    <w:unhideWhenUsed/>
+    <w:rsid w:val="003F7A99"/>
+    <w:rPr>
+      <w:color w:val="0000FF"/>
+      <w:u w:val="single"/>
+    </w:rPr>
+  </w:style>
+  <w:style w:type="character" w:customStyle="1" w:styleId="visually-hidden">
+    <w:name w:val="visually-hidden"/>
+    <w:basedOn w:val="DefaultParagraphFont"/>
+    <w:rsid w:val="003F7A99"/>
+  </w:style>
 </w:styles>
 </file>
 
